--- a/OQ_Protocol.docx
+++ b/OQ_Protocol.docx
@@ -37,7 +37,7 @@
           </w:tcPr>
           <w:p>
             <w:r>
-              <w:t>BSD Expansion</w:t>
+              <w:t>Sample GMP Project</w:t>
             </w:r>
           </w:p>
         </w:tc>
@@ -59,7 +59,7 @@
           </w:tcPr>
           <w:p>
             <w:r>
-              <w:t>Decontamination Washer</w:t>
+              <w:t>Equipment-001</w:t>
             </w:r>
           </w:p>
         </w:tc>
@@ -215,7 +215,7 @@
           </w:tcPr>
           <w:p>
             <w:r>
-              <w:t>BSD Expansion</w:t>
+              <w:t>Sample GMP Project</w:t>
             </w:r>
           </w:p>
         </w:tc>
@@ -237,7 +237,7 @@
           </w:tcPr>
           <w:p>
             <w:r>
-              <w:t>Decontamination Washer</w:t>
+              <w:t>Equipment-001</w:t>
             </w:r>
           </w:p>
         </w:tc>
@@ -918,6 +918,5215 @@
       </w:pPr>
       <w:r>
         <w:t>Requirements Verification</w:t>
+      </w:r>
+    </w:p>
+    <w:p>
+      <w:pPr>
+        <w:pStyle w:val="Heading1"/>
+      </w:pPr>
+      <w:r>
+        <w:t>URS-101</w:t>
+      </w:r>
+    </w:p>
+    <w:p>
+      <w:r>
+        <w:t>Requirement:</w:t>
+        <w:br/>
+        <w:t>The washer shall alarm upon cycle failure.</w:t>
+      </w:r>
+    </w:p>
+    <w:p>
+      <w:r>
+        <w:t>Objective:</w:t>
+        <w:br/>
+        <w:t>Verify the alarm activates under the required condition.</w:t>
+      </w:r>
+    </w:p>
+    <w:p>
+      <w:r>
+        <w:t>Procedure:</w:t>
+      </w:r>
+    </w:p>
+    <w:p>
+      <w:r>
+        <w:t>- Configure the system for normal operation.</w:t>
+      </w:r>
+    </w:p>
+    <w:tbl>
+      <w:tblPr>
+        <w:tblStyle w:val="TableGrid"/>
+        <w:tblW w:type="auto" w:w="0"/>
+        <w:tblLook w:firstColumn="1" w:firstRow="1" w:lastColumn="0" w:lastRow="0" w:noHBand="0" w:noVBand="1" w:val="04A0"/>
+      </w:tblPr>
+      <w:tblGrid>
+        <w:gridCol w:w="2160"/>
+        <w:gridCol w:w="2160"/>
+        <w:gridCol w:w="2160"/>
+        <w:gridCol w:w="2160"/>
+      </w:tblGrid>
+      <w:tr>
+        <w:tc>
+          <w:tcPr>
+            <w:tcW w:type="dxa" w:w="2160"/>
+          </w:tcPr>
+          <w:p>
+            <w:r>
+              <w:t>Step</w:t>
+            </w:r>
+          </w:p>
+        </w:tc>
+        <w:tc>
+          <w:tcPr>
+            <w:tcW w:type="dxa" w:w="2160"/>
+          </w:tcPr>
+          <w:p>
+            <w:r>
+              <w:t>Action</w:t>
+            </w:r>
+          </w:p>
+        </w:tc>
+        <w:tc>
+          <w:tcPr>
+            <w:tcW w:type="dxa" w:w="2160"/>
+          </w:tcPr>
+          <w:p>
+            <w:r>
+              <w:t>Expected Result</w:t>
+            </w:r>
+          </w:p>
+        </w:tc>
+        <w:tc>
+          <w:tcPr>
+            <w:tcW w:type="dxa" w:w="2160"/>
+          </w:tcPr>
+          <w:p>
+            <w:r>
+              <w:t>Actual Result</w:t>
+            </w:r>
+          </w:p>
+        </w:tc>
+      </w:tr>
+      <w:tr>
+        <w:tc>
+          <w:tcPr>
+            <w:tcW w:type="dxa" w:w="2160"/>
+          </w:tcPr>
+          <w:p>
+            <w:r>
+              <w:t>1</w:t>
+            </w:r>
+          </w:p>
+        </w:tc>
+        <w:tc>
+          <w:tcPr>
+            <w:tcW w:type="dxa" w:w="2160"/>
+          </w:tcPr>
+          <w:p>
+            <w:r>
+              <w:t>Configure the system for normal operation.</w:t>
+            </w:r>
+          </w:p>
+        </w:tc>
+        <w:tc>
+          <w:tcPr>
+            <w:tcW w:type="dxa" w:w="2160"/>
+          </w:tcPr>
+          <w:p>
+            <w:r>
+              <w:t>Verify result meets acceptance criteria.</w:t>
+            </w:r>
+          </w:p>
+        </w:tc>
+        <w:tc>
+          <w:tcPr>
+            <w:tcW w:type="dxa" w:w="2160"/>
+          </w:tcPr>
+          <w:p>
+            <w:r/>
+          </w:p>
+        </w:tc>
+      </w:tr>
+      <w:tr>
+        <w:tc>
+          <w:tcPr>
+            <w:tcW w:type="dxa" w:w="2160"/>
+          </w:tcPr>
+          <w:p>
+            <w:r>
+              <w:t>2</w:t>
+            </w:r>
+          </w:p>
+        </w:tc>
+        <w:tc>
+          <w:tcPr>
+            <w:tcW w:type="dxa" w:w="2160"/>
+          </w:tcPr>
+          <w:p>
+            <w:r>
+              <w:t>Create the specified alarm condition.</w:t>
+            </w:r>
+          </w:p>
+        </w:tc>
+        <w:tc>
+          <w:tcPr>
+            <w:tcW w:type="dxa" w:w="2160"/>
+          </w:tcPr>
+          <w:p>
+            <w:r>
+              <w:t>Verify result meets acceptance criteria.</w:t>
+            </w:r>
+          </w:p>
+        </w:tc>
+        <w:tc>
+          <w:tcPr>
+            <w:tcW w:type="dxa" w:w="2160"/>
+          </w:tcPr>
+          <w:p>
+            <w:r/>
+          </w:p>
+        </w:tc>
+      </w:tr>
+      <w:tr>
+        <w:tc>
+          <w:tcPr>
+            <w:tcW w:type="dxa" w:w="2160"/>
+          </w:tcPr>
+          <w:p>
+            <w:r>
+              <w:t>3</w:t>
+            </w:r>
+          </w:p>
+        </w:tc>
+        <w:tc>
+          <w:tcPr>
+            <w:tcW w:type="dxa" w:w="2160"/>
+          </w:tcPr>
+          <w:p>
+            <w:r>
+              <w:t>Verify the alarm activates.</w:t>
+            </w:r>
+          </w:p>
+        </w:tc>
+        <w:tc>
+          <w:tcPr>
+            <w:tcW w:type="dxa" w:w="2160"/>
+          </w:tcPr>
+          <w:p>
+            <w:r>
+              <w:t>Verify result meets acceptance criteria.</w:t>
+            </w:r>
+          </w:p>
+        </w:tc>
+        <w:tc>
+          <w:tcPr>
+            <w:tcW w:type="dxa" w:w="2160"/>
+          </w:tcPr>
+          <w:p>
+            <w:r/>
+          </w:p>
+        </w:tc>
+      </w:tr>
+      <w:tr>
+        <w:tc>
+          <w:tcPr>
+            <w:tcW w:type="dxa" w:w="2160"/>
+          </w:tcPr>
+          <w:p>
+            <w:r>
+              <w:t>4</w:t>
+            </w:r>
+          </w:p>
+        </w:tc>
+        <w:tc>
+          <w:tcPr>
+            <w:tcW w:type="dxa" w:w="2160"/>
+          </w:tcPr>
+          <w:p>
+            <w:r>
+              <w:t>Verify acknowledgement and recovery.</w:t>
+            </w:r>
+          </w:p>
+        </w:tc>
+        <w:tc>
+          <w:tcPr>
+            <w:tcW w:type="dxa" w:w="2160"/>
+          </w:tcPr>
+          <w:p>
+            <w:r>
+              <w:t>Verify result meets acceptance criteria.</w:t>
+            </w:r>
+          </w:p>
+        </w:tc>
+        <w:tc>
+          <w:tcPr>
+            <w:tcW w:type="dxa" w:w="2160"/>
+          </w:tcPr>
+          <w:p>
+            <w:r/>
+          </w:p>
+        </w:tc>
+      </w:tr>
+    </w:tbl>
+    <w:p>
+      <w:r>
+        <w:t>- Create the specified alarm condition.</w:t>
+      </w:r>
+    </w:p>
+    <w:tbl>
+      <w:tblPr>
+        <w:tblStyle w:val="TableGrid"/>
+        <w:tblW w:type="auto" w:w="0"/>
+        <w:tblLook w:firstColumn="1" w:firstRow="1" w:lastColumn="0" w:lastRow="0" w:noHBand="0" w:noVBand="1" w:val="04A0"/>
+      </w:tblPr>
+      <w:tblGrid>
+        <w:gridCol w:w="2160"/>
+        <w:gridCol w:w="2160"/>
+        <w:gridCol w:w="2160"/>
+        <w:gridCol w:w="2160"/>
+      </w:tblGrid>
+      <w:tr>
+        <w:tc>
+          <w:tcPr>
+            <w:tcW w:type="dxa" w:w="2160"/>
+          </w:tcPr>
+          <w:p>
+            <w:r>
+              <w:t>Step</w:t>
+            </w:r>
+          </w:p>
+        </w:tc>
+        <w:tc>
+          <w:tcPr>
+            <w:tcW w:type="dxa" w:w="2160"/>
+          </w:tcPr>
+          <w:p>
+            <w:r>
+              <w:t>Action</w:t>
+            </w:r>
+          </w:p>
+        </w:tc>
+        <w:tc>
+          <w:tcPr>
+            <w:tcW w:type="dxa" w:w="2160"/>
+          </w:tcPr>
+          <w:p>
+            <w:r>
+              <w:t>Expected Result</w:t>
+            </w:r>
+          </w:p>
+        </w:tc>
+        <w:tc>
+          <w:tcPr>
+            <w:tcW w:type="dxa" w:w="2160"/>
+          </w:tcPr>
+          <w:p>
+            <w:r>
+              <w:t>Actual Result</w:t>
+            </w:r>
+          </w:p>
+        </w:tc>
+      </w:tr>
+      <w:tr>
+        <w:tc>
+          <w:tcPr>
+            <w:tcW w:type="dxa" w:w="2160"/>
+          </w:tcPr>
+          <w:p>
+            <w:r>
+              <w:t>1</w:t>
+            </w:r>
+          </w:p>
+        </w:tc>
+        <w:tc>
+          <w:tcPr>
+            <w:tcW w:type="dxa" w:w="2160"/>
+          </w:tcPr>
+          <w:p>
+            <w:r>
+              <w:t>Configure the system for normal operation.</w:t>
+            </w:r>
+          </w:p>
+        </w:tc>
+        <w:tc>
+          <w:tcPr>
+            <w:tcW w:type="dxa" w:w="2160"/>
+          </w:tcPr>
+          <w:p>
+            <w:r>
+              <w:t>Verify result meets acceptance criteria.</w:t>
+            </w:r>
+          </w:p>
+        </w:tc>
+        <w:tc>
+          <w:tcPr>
+            <w:tcW w:type="dxa" w:w="2160"/>
+          </w:tcPr>
+          <w:p>
+            <w:r/>
+          </w:p>
+        </w:tc>
+      </w:tr>
+      <w:tr>
+        <w:tc>
+          <w:tcPr>
+            <w:tcW w:type="dxa" w:w="2160"/>
+          </w:tcPr>
+          <w:p>
+            <w:r>
+              <w:t>2</w:t>
+            </w:r>
+          </w:p>
+        </w:tc>
+        <w:tc>
+          <w:tcPr>
+            <w:tcW w:type="dxa" w:w="2160"/>
+          </w:tcPr>
+          <w:p>
+            <w:r>
+              <w:t>Create the specified alarm condition.</w:t>
+            </w:r>
+          </w:p>
+        </w:tc>
+        <w:tc>
+          <w:tcPr>
+            <w:tcW w:type="dxa" w:w="2160"/>
+          </w:tcPr>
+          <w:p>
+            <w:r>
+              <w:t>Verify result meets acceptance criteria.</w:t>
+            </w:r>
+          </w:p>
+        </w:tc>
+        <w:tc>
+          <w:tcPr>
+            <w:tcW w:type="dxa" w:w="2160"/>
+          </w:tcPr>
+          <w:p>
+            <w:r/>
+          </w:p>
+        </w:tc>
+      </w:tr>
+      <w:tr>
+        <w:tc>
+          <w:tcPr>
+            <w:tcW w:type="dxa" w:w="2160"/>
+          </w:tcPr>
+          <w:p>
+            <w:r>
+              <w:t>3</w:t>
+            </w:r>
+          </w:p>
+        </w:tc>
+        <w:tc>
+          <w:tcPr>
+            <w:tcW w:type="dxa" w:w="2160"/>
+          </w:tcPr>
+          <w:p>
+            <w:r>
+              <w:t>Verify the alarm activates.</w:t>
+            </w:r>
+          </w:p>
+        </w:tc>
+        <w:tc>
+          <w:tcPr>
+            <w:tcW w:type="dxa" w:w="2160"/>
+          </w:tcPr>
+          <w:p>
+            <w:r>
+              <w:t>Verify result meets acceptance criteria.</w:t>
+            </w:r>
+          </w:p>
+        </w:tc>
+        <w:tc>
+          <w:tcPr>
+            <w:tcW w:type="dxa" w:w="2160"/>
+          </w:tcPr>
+          <w:p>
+            <w:r/>
+          </w:p>
+        </w:tc>
+      </w:tr>
+      <w:tr>
+        <w:tc>
+          <w:tcPr>
+            <w:tcW w:type="dxa" w:w="2160"/>
+          </w:tcPr>
+          <w:p>
+            <w:r>
+              <w:t>4</w:t>
+            </w:r>
+          </w:p>
+        </w:tc>
+        <w:tc>
+          <w:tcPr>
+            <w:tcW w:type="dxa" w:w="2160"/>
+          </w:tcPr>
+          <w:p>
+            <w:r>
+              <w:t>Verify acknowledgement and recovery.</w:t>
+            </w:r>
+          </w:p>
+        </w:tc>
+        <w:tc>
+          <w:tcPr>
+            <w:tcW w:type="dxa" w:w="2160"/>
+          </w:tcPr>
+          <w:p>
+            <w:r>
+              <w:t>Verify result meets acceptance criteria.</w:t>
+            </w:r>
+          </w:p>
+        </w:tc>
+        <w:tc>
+          <w:tcPr>
+            <w:tcW w:type="dxa" w:w="2160"/>
+          </w:tcPr>
+          <w:p>
+            <w:r/>
+          </w:p>
+        </w:tc>
+      </w:tr>
+    </w:tbl>
+    <w:p>
+      <w:r>
+        <w:t>- Verify the alarm activates.</w:t>
+      </w:r>
+    </w:p>
+    <w:tbl>
+      <w:tblPr>
+        <w:tblStyle w:val="TableGrid"/>
+        <w:tblW w:type="auto" w:w="0"/>
+        <w:tblLook w:firstColumn="1" w:firstRow="1" w:lastColumn="0" w:lastRow="0" w:noHBand="0" w:noVBand="1" w:val="04A0"/>
+      </w:tblPr>
+      <w:tblGrid>
+        <w:gridCol w:w="2160"/>
+        <w:gridCol w:w="2160"/>
+        <w:gridCol w:w="2160"/>
+        <w:gridCol w:w="2160"/>
+      </w:tblGrid>
+      <w:tr>
+        <w:tc>
+          <w:tcPr>
+            <w:tcW w:type="dxa" w:w="2160"/>
+          </w:tcPr>
+          <w:p>
+            <w:r>
+              <w:t>Step</w:t>
+            </w:r>
+          </w:p>
+        </w:tc>
+        <w:tc>
+          <w:tcPr>
+            <w:tcW w:type="dxa" w:w="2160"/>
+          </w:tcPr>
+          <w:p>
+            <w:r>
+              <w:t>Action</w:t>
+            </w:r>
+          </w:p>
+        </w:tc>
+        <w:tc>
+          <w:tcPr>
+            <w:tcW w:type="dxa" w:w="2160"/>
+          </w:tcPr>
+          <w:p>
+            <w:r>
+              <w:t>Expected Result</w:t>
+            </w:r>
+          </w:p>
+        </w:tc>
+        <w:tc>
+          <w:tcPr>
+            <w:tcW w:type="dxa" w:w="2160"/>
+          </w:tcPr>
+          <w:p>
+            <w:r>
+              <w:t>Actual Result</w:t>
+            </w:r>
+          </w:p>
+        </w:tc>
+      </w:tr>
+      <w:tr>
+        <w:tc>
+          <w:tcPr>
+            <w:tcW w:type="dxa" w:w="2160"/>
+          </w:tcPr>
+          <w:p>
+            <w:r>
+              <w:t>1</w:t>
+            </w:r>
+          </w:p>
+        </w:tc>
+        <w:tc>
+          <w:tcPr>
+            <w:tcW w:type="dxa" w:w="2160"/>
+          </w:tcPr>
+          <w:p>
+            <w:r>
+              <w:t>Configure the system for normal operation.</w:t>
+            </w:r>
+          </w:p>
+        </w:tc>
+        <w:tc>
+          <w:tcPr>
+            <w:tcW w:type="dxa" w:w="2160"/>
+          </w:tcPr>
+          <w:p>
+            <w:r>
+              <w:t>Verify result meets acceptance criteria.</w:t>
+            </w:r>
+          </w:p>
+        </w:tc>
+        <w:tc>
+          <w:tcPr>
+            <w:tcW w:type="dxa" w:w="2160"/>
+          </w:tcPr>
+          <w:p>
+            <w:r/>
+          </w:p>
+        </w:tc>
+      </w:tr>
+      <w:tr>
+        <w:tc>
+          <w:tcPr>
+            <w:tcW w:type="dxa" w:w="2160"/>
+          </w:tcPr>
+          <w:p>
+            <w:r>
+              <w:t>2</w:t>
+            </w:r>
+          </w:p>
+        </w:tc>
+        <w:tc>
+          <w:tcPr>
+            <w:tcW w:type="dxa" w:w="2160"/>
+          </w:tcPr>
+          <w:p>
+            <w:r>
+              <w:t>Create the specified alarm condition.</w:t>
+            </w:r>
+          </w:p>
+        </w:tc>
+        <w:tc>
+          <w:tcPr>
+            <w:tcW w:type="dxa" w:w="2160"/>
+          </w:tcPr>
+          <w:p>
+            <w:r>
+              <w:t>Verify result meets acceptance criteria.</w:t>
+            </w:r>
+          </w:p>
+        </w:tc>
+        <w:tc>
+          <w:tcPr>
+            <w:tcW w:type="dxa" w:w="2160"/>
+          </w:tcPr>
+          <w:p>
+            <w:r/>
+          </w:p>
+        </w:tc>
+      </w:tr>
+      <w:tr>
+        <w:tc>
+          <w:tcPr>
+            <w:tcW w:type="dxa" w:w="2160"/>
+          </w:tcPr>
+          <w:p>
+            <w:r>
+              <w:t>3</w:t>
+            </w:r>
+          </w:p>
+        </w:tc>
+        <w:tc>
+          <w:tcPr>
+            <w:tcW w:type="dxa" w:w="2160"/>
+          </w:tcPr>
+          <w:p>
+            <w:r>
+              <w:t>Verify the alarm activates.</w:t>
+            </w:r>
+          </w:p>
+        </w:tc>
+        <w:tc>
+          <w:tcPr>
+            <w:tcW w:type="dxa" w:w="2160"/>
+          </w:tcPr>
+          <w:p>
+            <w:r>
+              <w:t>Verify result meets acceptance criteria.</w:t>
+            </w:r>
+          </w:p>
+        </w:tc>
+        <w:tc>
+          <w:tcPr>
+            <w:tcW w:type="dxa" w:w="2160"/>
+          </w:tcPr>
+          <w:p>
+            <w:r/>
+          </w:p>
+        </w:tc>
+      </w:tr>
+      <w:tr>
+        <w:tc>
+          <w:tcPr>
+            <w:tcW w:type="dxa" w:w="2160"/>
+          </w:tcPr>
+          <w:p>
+            <w:r>
+              <w:t>4</w:t>
+            </w:r>
+          </w:p>
+        </w:tc>
+        <w:tc>
+          <w:tcPr>
+            <w:tcW w:type="dxa" w:w="2160"/>
+          </w:tcPr>
+          <w:p>
+            <w:r>
+              <w:t>Verify acknowledgement and recovery.</w:t>
+            </w:r>
+          </w:p>
+        </w:tc>
+        <w:tc>
+          <w:tcPr>
+            <w:tcW w:type="dxa" w:w="2160"/>
+          </w:tcPr>
+          <w:p>
+            <w:r>
+              <w:t>Verify result meets acceptance criteria.</w:t>
+            </w:r>
+          </w:p>
+        </w:tc>
+        <w:tc>
+          <w:tcPr>
+            <w:tcW w:type="dxa" w:w="2160"/>
+          </w:tcPr>
+          <w:p>
+            <w:r/>
+          </w:p>
+        </w:tc>
+      </w:tr>
+    </w:tbl>
+    <w:p>
+      <w:r>
+        <w:t>- Verify acknowledgement and recovery.</w:t>
+      </w:r>
+    </w:p>
+    <w:tbl>
+      <w:tblPr>
+        <w:tblStyle w:val="TableGrid"/>
+        <w:tblW w:type="auto" w:w="0"/>
+        <w:tblLook w:firstColumn="1" w:firstRow="1" w:lastColumn="0" w:lastRow="0" w:noHBand="0" w:noVBand="1" w:val="04A0"/>
+      </w:tblPr>
+      <w:tblGrid>
+        <w:gridCol w:w="2160"/>
+        <w:gridCol w:w="2160"/>
+        <w:gridCol w:w="2160"/>
+        <w:gridCol w:w="2160"/>
+      </w:tblGrid>
+      <w:tr>
+        <w:tc>
+          <w:tcPr>
+            <w:tcW w:type="dxa" w:w="2160"/>
+          </w:tcPr>
+          <w:p>
+            <w:r>
+              <w:t>Step</w:t>
+            </w:r>
+          </w:p>
+        </w:tc>
+        <w:tc>
+          <w:tcPr>
+            <w:tcW w:type="dxa" w:w="2160"/>
+          </w:tcPr>
+          <w:p>
+            <w:r>
+              <w:t>Action</w:t>
+            </w:r>
+          </w:p>
+        </w:tc>
+        <w:tc>
+          <w:tcPr>
+            <w:tcW w:type="dxa" w:w="2160"/>
+          </w:tcPr>
+          <w:p>
+            <w:r>
+              <w:t>Expected Result</w:t>
+            </w:r>
+          </w:p>
+        </w:tc>
+        <w:tc>
+          <w:tcPr>
+            <w:tcW w:type="dxa" w:w="2160"/>
+          </w:tcPr>
+          <w:p>
+            <w:r>
+              <w:t>Actual Result</w:t>
+            </w:r>
+          </w:p>
+        </w:tc>
+      </w:tr>
+      <w:tr>
+        <w:tc>
+          <w:tcPr>
+            <w:tcW w:type="dxa" w:w="2160"/>
+          </w:tcPr>
+          <w:p>
+            <w:r>
+              <w:t>1</w:t>
+            </w:r>
+          </w:p>
+        </w:tc>
+        <w:tc>
+          <w:tcPr>
+            <w:tcW w:type="dxa" w:w="2160"/>
+          </w:tcPr>
+          <w:p>
+            <w:r>
+              <w:t>Configure the system for normal operation.</w:t>
+            </w:r>
+          </w:p>
+        </w:tc>
+        <w:tc>
+          <w:tcPr>
+            <w:tcW w:type="dxa" w:w="2160"/>
+          </w:tcPr>
+          <w:p>
+            <w:r>
+              <w:t>Verify result meets acceptance criteria.</w:t>
+            </w:r>
+          </w:p>
+        </w:tc>
+        <w:tc>
+          <w:tcPr>
+            <w:tcW w:type="dxa" w:w="2160"/>
+          </w:tcPr>
+          <w:p>
+            <w:r/>
+          </w:p>
+        </w:tc>
+      </w:tr>
+      <w:tr>
+        <w:tc>
+          <w:tcPr>
+            <w:tcW w:type="dxa" w:w="2160"/>
+          </w:tcPr>
+          <w:p>
+            <w:r>
+              <w:t>2</w:t>
+            </w:r>
+          </w:p>
+        </w:tc>
+        <w:tc>
+          <w:tcPr>
+            <w:tcW w:type="dxa" w:w="2160"/>
+          </w:tcPr>
+          <w:p>
+            <w:r>
+              <w:t>Create the specified alarm condition.</w:t>
+            </w:r>
+          </w:p>
+        </w:tc>
+        <w:tc>
+          <w:tcPr>
+            <w:tcW w:type="dxa" w:w="2160"/>
+          </w:tcPr>
+          <w:p>
+            <w:r>
+              <w:t>Verify result meets acceptance criteria.</w:t>
+            </w:r>
+          </w:p>
+        </w:tc>
+        <w:tc>
+          <w:tcPr>
+            <w:tcW w:type="dxa" w:w="2160"/>
+          </w:tcPr>
+          <w:p>
+            <w:r/>
+          </w:p>
+        </w:tc>
+      </w:tr>
+      <w:tr>
+        <w:tc>
+          <w:tcPr>
+            <w:tcW w:type="dxa" w:w="2160"/>
+          </w:tcPr>
+          <w:p>
+            <w:r>
+              <w:t>3</w:t>
+            </w:r>
+          </w:p>
+        </w:tc>
+        <w:tc>
+          <w:tcPr>
+            <w:tcW w:type="dxa" w:w="2160"/>
+          </w:tcPr>
+          <w:p>
+            <w:r>
+              <w:t>Verify the alarm activates.</w:t>
+            </w:r>
+          </w:p>
+        </w:tc>
+        <w:tc>
+          <w:tcPr>
+            <w:tcW w:type="dxa" w:w="2160"/>
+          </w:tcPr>
+          <w:p>
+            <w:r>
+              <w:t>Verify result meets acceptance criteria.</w:t>
+            </w:r>
+          </w:p>
+        </w:tc>
+        <w:tc>
+          <w:tcPr>
+            <w:tcW w:type="dxa" w:w="2160"/>
+          </w:tcPr>
+          <w:p>
+            <w:r/>
+          </w:p>
+        </w:tc>
+      </w:tr>
+      <w:tr>
+        <w:tc>
+          <w:tcPr>
+            <w:tcW w:type="dxa" w:w="2160"/>
+          </w:tcPr>
+          <w:p>
+            <w:r>
+              <w:t>4</w:t>
+            </w:r>
+          </w:p>
+        </w:tc>
+        <w:tc>
+          <w:tcPr>
+            <w:tcW w:type="dxa" w:w="2160"/>
+          </w:tcPr>
+          <w:p>
+            <w:r>
+              <w:t>Verify acknowledgement and recovery.</w:t>
+            </w:r>
+          </w:p>
+        </w:tc>
+        <w:tc>
+          <w:tcPr>
+            <w:tcW w:type="dxa" w:w="2160"/>
+          </w:tcPr>
+          <w:p>
+            <w:r>
+              <w:t>Verify result meets acceptance criteria.</w:t>
+            </w:r>
+          </w:p>
+        </w:tc>
+        <w:tc>
+          <w:tcPr>
+            <w:tcW w:type="dxa" w:w="2160"/>
+          </w:tcPr>
+          <w:p>
+            <w:r/>
+          </w:p>
+        </w:tc>
+      </w:tr>
+    </w:tbl>
+    <w:p>
+      <w:r>
+        <w:t>Acceptance Criteria:</w:t>
+      </w:r>
+    </w:p>
+    <w:p>
+      <w:r>
+        <w:t>- Alarm activates correctly.</w:t>
+      </w:r>
+    </w:p>
+    <w:p>
+      <w:r>
+        <w:t>- Alarm is logged.</w:t>
+      </w:r>
+    </w:p>
+    <w:p>
+      <w:r>
+        <w:t>- System recovers after acknowledgement.</w:t>
+      </w:r>
+    </w:p>
+    <w:p>
+      <w:r>
+        <w:t>Required Evidence:</w:t>
+      </w:r>
+    </w:p>
+    <w:p>
+      <w:r>
+        <w:t>- Alarm screenshots</w:t>
+      </w:r>
+    </w:p>
+    <w:p>
+      <w:r>
+        <w:t>- Audit trail</w:t>
+      </w:r>
+    </w:p>
+    <w:p>
+      <w:r>
+        <w:t>- Alarm history</w:t>
+      </w:r>
+    </w:p>
+    <w:p>
+      <w:r>
+        <w:t>Recommended Qualification Phase: OQ</w:t>
+      </w:r>
+    </w:p>
+    <w:p>
+      <w:pPr>
+        <w:pStyle w:val="Heading1"/>
+      </w:pPr>
+      <w:r>
+        <w:t>URS-002</w:t>
+      </w:r>
+    </w:p>
+    <w:p>
+      <w:r>
+        <w:t>Requirement:</w:t>
+        <w:br/>
+        <w:t>The washer shall complete a validated cleaning cycle.</w:t>
+      </w:r>
+    </w:p>
+    <w:p>
+      <w:r>
+        <w:t>Objective:</w:t>
+        <w:br/>
+        <w:t>Verify the requirement is satisfied.</w:t>
+      </w:r>
+    </w:p>
+    <w:p>
+      <w:r>
+        <w:t>Procedure:</w:t>
+      </w:r>
+    </w:p>
+    <w:p>
+      <w:r>
+        <w:t>- Execute functional test.</w:t>
+      </w:r>
+    </w:p>
+    <w:tbl>
+      <w:tblPr>
+        <w:tblStyle w:val="TableGrid"/>
+        <w:tblW w:type="auto" w:w="0"/>
+        <w:tblLook w:firstColumn="1" w:firstRow="1" w:lastColumn="0" w:lastRow="0" w:noHBand="0" w:noVBand="1" w:val="04A0"/>
+      </w:tblPr>
+      <w:tblGrid>
+        <w:gridCol w:w="2160"/>
+        <w:gridCol w:w="2160"/>
+        <w:gridCol w:w="2160"/>
+        <w:gridCol w:w="2160"/>
+      </w:tblGrid>
+      <w:tr>
+        <w:tc>
+          <w:tcPr>
+            <w:tcW w:type="dxa" w:w="2160"/>
+          </w:tcPr>
+          <w:p>
+            <w:r>
+              <w:t>Step</w:t>
+            </w:r>
+          </w:p>
+        </w:tc>
+        <w:tc>
+          <w:tcPr>
+            <w:tcW w:type="dxa" w:w="2160"/>
+          </w:tcPr>
+          <w:p>
+            <w:r>
+              <w:t>Action</w:t>
+            </w:r>
+          </w:p>
+        </w:tc>
+        <w:tc>
+          <w:tcPr>
+            <w:tcW w:type="dxa" w:w="2160"/>
+          </w:tcPr>
+          <w:p>
+            <w:r>
+              <w:t>Expected Result</w:t>
+            </w:r>
+          </w:p>
+        </w:tc>
+        <w:tc>
+          <w:tcPr>
+            <w:tcW w:type="dxa" w:w="2160"/>
+          </w:tcPr>
+          <w:p>
+            <w:r>
+              <w:t>Actual Result</w:t>
+            </w:r>
+          </w:p>
+        </w:tc>
+      </w:tr>
+      <w:tr>
+        <w:tc>
+          <w:tcPr>
+            <w:tcW w:type="dxa" w:w="2160"/>
+          </w:tcPr>
+          <w:p>
+            <w:r>
+              <w:t>1</w:t>
+            </w:r>
+          </w:p>
+        </w:tc>
+        <w:tc>
+          <w:tcPr>
+            <w:tcW w:type="dxa" w:w="2160"/>
+          </w:tcPr>
+          <w:p>
+            <w:r>
+              <w:t>Execute functional test.</w:t>
+            </w:r>
+          </w:p>
+        </w:tc>
+        <w:tc>
+          <w:tcPr>
+            <w:tcW w:type="dxa" w:w="2160"/>
+          </w:tcPr>
+          <w:p>
+            <w:r>
+              <w:t>Verify result meets acceptance criteria.</w:t>
+            </w:r>
+          </w:p>
+        </w:tc>
+        <w:tc>
+          <w:tcPr>
+            <w:tcW w:type="dxa" w:w="2160"/>
+          </w:tcPr>
+          <w:p>
+            <w:r/>
+          </w:p>
+        </w:tc>
+      </w:tr>
+      <w:tr>
+        <w:tc>
+          <w:tcPr>
+            <w:tcW w:type="dxa" w:w="2160"/>
+          </w:tcPr>
+          <w:p>
+            <w:r>
+              <w:t>2</w:t>
+            </w:r>
+          </w:p>
+        </w:tc>
+        <w:tc>
+          <w:tcPr>
+            <w:tcW w:type="dxa" w:w="2160"/>
+          </w:tcPr>
+          <w:p>
+            <w:r>
+              <w:t>Observe system behavior.</w:t>
+            </w:r>
+          </w:p>
+        </w:tc>
+        <w:tc>
+          <w:tcPr>
+            <w:tcW w:type="dxa" w:w="2160"/>
+          </w:tcPr>
+          <w:p>
+            <w:r>
+              <w:t>Verify result meets acceptance criteria.</w:t>
+            </w:r>
+          </w:p>
+        </w:tc>
+        <w:tc>
+          <w:tcPr>
+            <w:tcW w:type="dxa" w:w="2160"/>
+          </w:tcPr>
+          <w:p>
+            <w:r/>
+          </w:p>
+        </w:tc>
+      </w:tr>
+      <w:tr>
+        <w:tc>
+          <w:tcPr>
+            <w:tcW w:type="dxa" w:w="2160"/>
+          </w:tcPr>
+          <w:p>
+            <w:r>
+              <w:t>3</w:t>
+            </w:r>
+          </w:p>
+        </w:tc>
+        <w:tc>
+          <w:tcPr>
+            <w:tcW w:type="dxa" w:w="2160"/>
+          </w:tcPr>
+          <w:p>
+            <w:r>
+              <w:t>Document results.</w:t>
+            </w:r>
+          </w:p>
+        </w:tc>
+        <w:tc>
+          <w:tcPr>
+            <w:tcW w:type="dxa" w:w="2160"/>
+          </w:tcPr>
+          <w:p>
+            <w:r>
+              <w:t>Verify result meets acceptance criteria.</w:t>
+            </w:r>
+          </w:p>
+        </w:tc>
+        <w:tc>
+          <w:tcPr>
+            <w:tcW w:type="dxa" w:w="2160"/>
+          </w:tcPr>
+          <w:p>
+            <w:r/>
+          </w:p>
+        </w:tc>
+      </w:tr>
+    </w:tbl>
+    <w:p>
+      <w:r>
+        <w:t>- Observe system behavior.</w:t>
+      </w:r>
+    </w:p>
+    <w:tbl>
+      <w:tblPr>
+        <w:tblStyle w:val="TableGrid"/>
+        <w:tblW w:type="auto" w:w="0"/>
+        <w:tblLook w:firstColumn="1" w:firstRow="1" w:lastColumn="0" w:lastRow="0" w:noHBand="0" w:noVBand="1" w:val="04A0"/>
+      </w:tblPr>
+      <w:tblGrid>
+        <w:gridCol w:w="2160"/>
+        <w:gridCol w:w="2160"/>
+        <w:gridCol w:w="2160"/>
+        <w:gridCol w:w="2160"/>
+      </w:tblGrid>
+      <w:tr>
+        <w:tc>
+          <w:tcPr>
+            <w:tcW w:type="dxa" w:w="2160"/>
+          </w:tcPr>
+          <w:p>
+            <w:r>
+              <w:t>Step</w:t>
+            </w:r>
+          </w:p>
+        </w:tc>
+        <w:tc>
+          <w:tcPr>
+            <w:tcW w:type="dxa" w:w="2160"/>
+          </w:tcPr>
+          <w:p>
+            <w:r>
+              <w:t>Action</w:t>
+            </w:r>
+          </w:p>
+        </w:tc>
+        <w:tc>
+          <w:tcPr>
+            <w:tcW w:type="dxa" w:w="2160"/>
+          </w:tcPr>
+          <w:p>
+            <w:r>
+              <w:t>Expected Result</w:t>
+            </w:r>
+          </w:p>
+        </w:tc>
+        <w:tc>
+          <w:tcPr>
+            <w:tcW w:type="dxa" w:w="2160"/>
+          </w:tcPr>
+          <w:p>
+            <w:r>
+              <w:t>Actual Result</w:t>
+            </w:r>
+          </w:p>
+        </w:tc>
+      </w:tr>
+      <w:tr>
+        <w:tc>
+          <w:tcPr>
+            <w:tcW w:type="dxa" w:w="2160"/>
+          </w:tcPr>
+          <w:p>
+            <w:r>
+              <w:t>1</w:t>
+            </w:r>
+          </w:p>
+        </w:tc>
+        <w:tc>
+          <w:tcPr>
+            <w:tcW w:type="dxa" w:w="2160"/>
+          </w:tcPr>
+          <w:p>
+            <w:r>
+              <w:t>Execute functional test.</w:t>
+            </w:r>
+          </w:p>
+        </w:tc>
+        <w:tc>
+          <w:tcPr>
+            <w:tcW w:type="dxa" w:w="2160"/>
+          </w:tcPr>
+          <w:p>
+            <w:r>
+              <w:t>Verify result meets acceptance criteria.</w:t>
+            </w:r>
+          </w:p>
+        </w:tc>
+        <w:tc>
+          <w:tcPr>
+            <w:tcW w:type="dxa" w:w="2160"/>
+          </w:tcPr>
+          <w:p>
+            <w:r/>
+          </w:p>
+        </w:tc>
+      </w:tr>
+      <w:tr>
+        <w:tc>
+          <w:tcPr>
+            <w:tcW w:type="dxa" w:w="2160"/>
+          </w:tcPr>
+          <w:p>
+            <w:r>
+              <w:t>2</w:t>
+            </w:r>
+          </w:p>
+        </w:tc>
+        <w:tc>
+          <w:tcPr>
+            <w:tcW w:type="dxa" w:w="2160"/>
+          </w:tcPr>
+          <w:p>
+            <w:r>
+              <w:t>Observe system behavior.</w:t>
+            </w:r>
+          </w:p>
+        </w:tc>
+        <w:tc>
+          <w:tcPr>
+            <w:tcW w:type="dxa" w:w="2160"/>
+          </w:tcPr>
+          <w:p>
+            <w:r>
+              <w:t>Verify result meets acceptance criteria.</w:t>
+            </w:r>
+          </w:p>
+        </w:tc>
+        <w:tc>
+          <w:tcPr>
+            <w:tcW w:type="dxa" w:w="2160"/>
+          </w:tcPr>
+          <w:p>
+            <w:r/>
+          </w:p>
+        </w:tc>
+      </w:tr>
+      <w:tr>
+        <w:tc>
+          <w:tcPr>
+            <w:tcW w:type="dxa" w:w="2160"/>
+          </w:tcPr>
+          <w:p>
+            <w:r>
+              <w:t>3</w:t>
+            </w:r>
+          </w:p>
+        </w:tc>
+        <w:tc>
+          <w:tcPr>
+            <w:tcW w:type="dxa" w:w="2160"/>
+          </w:tcPr>
+          <w:p>
+            <w:r>
+              <w:t>Document results.</w:t>
+            </w:r>
+          </w:p>
+        </w:tc>
+        <w:tc>
+          <w:tcPr>
+            <w:tcW w:type="dxa" w:w="2160"/>
+          </w:tcPr>
+          <w:p>
+            <w:r>
+              <w:t>Verify result meets acceptance criteria.</w:t>
+            </w:r>
+          </w:p>
+        </w:tc>
+        <w:tc>
+          <w:tcPr>
+            <w:tcW w:type="dxa" w:w="2160"/>
+          </w:tcPr>
+          <w:p>
+            <w:r/>
+          </w:p>
+        </w:tc>
+      </w:tr>
+    </w:tbl>
+    <w:p>
+      <w:r>
+        <w:t>- Document results.</w:t>
+      </w:r>
+    </w:p>
+    <w:tbl>
+      <w:tblPr>
+        <w:tblStyle w:val="TableGrid"/>
+        <w:tblW w:type="auto" w:w="0"/>
+        <w:tblLook w:firstColumn="1" w:firstRow="1" w:lastColumn="0" w:lastRow="0" w:noHBand="0" w:noVBand="1" w:val="04A0"/>
+      </w:tblPr>
+      <w:tblGrid>
+        <w:gridCol w:w="2160"/>
+        <w:gridCol w:w="2160"/>
+        <w:gridCol w:w="2160"/>
+        <w:gridCol w:w="2160"/>
+      </w:tblGrid>
+      <w:tr>
+        <w:tc>
+          <w:tcPr>
+            <w:tcW w:type="dxa" w:w="2160"/>
+          </w:tcPr>
+          <w:p>
+            <w:r>
+              <w:t>Step</w:t>
+            </w:r>
+          </w:p>
+        </w:tc>
+        <w:tc>
+          <w:tcPr>
+            <w:tcW w:type="dxa" w:w="2160"/>
+          </w:tcPr>
+          <w:p>
+            <w:r>
+              <w:t>Action</w:t>
+            </w:r>
+          </w:p>
+        </w:tc>
+        <w:tc>
+          <w:tcPr>
+            <w:tcW w:type="dxa" w:w="2160"/>
+          </w:tcPr>
+          <w:p>
+            <w:r>
+              <w:t>Expected Result</w:t>
+            </w:r>
+          </w:p>
+        </w:tc>
+        <w:tc>
+          <w:tcPr>
+            <w:tcW w:type="dxa" w:w="2160"/>
+          </w:tcPr>
+          <w:p>
+            <w:r>
+              <w:t>Actual Result</w:t>
+            </w:r>
+          </w:p>
+        </w:tc>
+      </w:tr>
+      <w:tr>
+        <w:tc>
+          <w:tcPr>
+            <w:tcW w:type="dxa" w:w="2160"/>
+          </w:tcPr>
+          <w:p>
+            <w:r>
+              <w:t>1</w:t>
+            </w:r>
+          </w:p>
+        </w:tc>
+        <w:tc>
+          <w:tcPr>
+            <w:tcW w:type="dxa" w:w="2160"/>
+          </w:tcPr>
+          <w:p>
+            <w:r>
+              <w:t>Execute functional test.</w:t>
+            </w:r>
+          </w:p>
+        </w:tc>
+        <w:tc>
+          <w:tcPr>
+            <w:tcW w:type="dxa" w:w="2160"/>
+          </w:tcPr>
+          <w:p>
+            <w:r>
+              <w:t>Verify result meets acceptance criteria.</w:t>
+            </w:r>
+          </w:p>
+        </w:tc>
+        <w:tc>
+          <w:tcPr>
+            <w:tcW w:type="dxa" w:w="2160"/>
+          </w:tcPr>
+          <w:p>
+            <w:r/>
+          </w:p>
+        </w:tc>
+      </w:tr>
+      <w:tr>
+        <w:tc>
+          <w:tcPr>
+            <w:tcW w:type="dxa" w:w="2160"/>
+          </w:tcPr>
+          <w:p>
+            <w:r>
+              <w:t>2</w:t>
+            </w:r>
+          </w:p>
+        </w:tc>
+        <w:tc>
+          <w:tcPr>
+            <w:tcW w:type="dxa" w:w="2160"/>
+          </w:tcPr>
+          <w:p>
+            <w:r>
+              <w:t>Observe system behavior.</w:t>
+            </w:r>
+          </w:p>
+        </w:tc>
+        <w:tc>
+          <w:tcPr>
+            <w:tcW w:type="dxa" w:w="2160"/>
+          </w:tcPr>
+          <w:p>
+            <w:r>
+              <w:t>Verify result meets acceptance criteria.</w:t>
+            </w:r>
+          </w:p>
+        </w:tc>
+        <w:tc>
+          <w:tcPr>
+            <w:tcW w:type="dxa" w:w="2160"/>
+          </w:tcPr>
+          <w:p>
+            <w:r/>
+          </w:p>
+        </w:tc>
+      </w:tr>
+      <w:tr>
+        <w:tc>
+          <w:tcPr>
+            <w:tcW w:type="dxa" w:w="2160"/>
+          </w:tcPr>
+          <w:p>
+            <w:r>
+              <w:t>3</w:t>
+            </w:r>
+          </w:p>
+        </w:tc>
+        <w:tc>
+          <w:tcPr>
+            <w:tcW w:type="dxa" w:w="2160"/>
+          </w:tcPr>
+          <w:p>
+            <w:r>
+              <w:t>Document results.</w:t>
+            </w:r>
+          </w:p>
+        </w:tc>
+        <w:tc>
+          <w:tcPr>
+            <w:tcW w:type="dxa" w:w="2160"/>
+          </w:tcPr>
+          <w:p>
+            <w:r>
+              <w:t>Verify result meets acceptance criteria.</w:t>
+            </w:r>
+          </w:p>
+        </w:tc>
+        <w:tc>
+          <w:tcPr>
+            <w:tcW w:type="dxa" w:w="2160"/>
+          </w:tcPr>
+          <w:p>
+            <w:r/>
+          </w:p>
+        </w:tc>
+      </w:tr>
+    </w:tbl>
+    <w:p>
+      <w:r>
+        <w:t>Acceptance Criteria:</w:t>
+      </w:r>
+    </w:p>
+    <w:p>
+      <w:r>
+        <w:t>- Requirement successfully demonstrated.</w:t>
+      </w:r>
+    </w:p>
+    <w:p>
+      <w:r>
+        <w:t>Required Evidence:</w:t>
+      </w:r>
+    </w:p>
+    <w:p>
+      <w:r>
+        <w:t>- Executed protocol</w:t>
+      </w:r>
+    </w:p>
+    <w:p>
+      <w:r>
+        <w:t>Recommended Qualification Phase: OQ / PQ</w:t>
+      </w:r>
+    </w:p>
+    <w:p>
+      <w:pPr>
+        <w:pStyle w:val="Heading1"/>
+      </w:pPr>
+      <w:r>
+        <w:t>URS-003</w:t>
+      </w:r>
+    </w:p>
+    <w:p>
+      <w:r>
+        <w:t>Requirement:</w:t>
+        <w:br/>
+        <w:t>The washer shall alarm upon cycle failure.</w:t>
+      </w:r>
+    </w:p>
+    <w:p>
+      <w:r>
+        <w:t>Objective:</w:t>
+        <w:br/>
+        <w:t>Verify the alarm activates under the required condition.</w:t>
+      </w:r>
+    </w:p>
+    <w:p>
+      <w:r>
+        <w:t>Procedure:</w:t>
+      </w:r>
+    </w:p>
+    <w:p>
+      <w:r>
+        <w:t>- Configure the system for normal operation.</w:t>
+      </w:r>
+    </w:p>
+    <w:tbl>
+      <w:tblPr>
+        <w:tblStyle w:val="TableGrid"/>
+        <w:tblW w:type="auto" w:w="0"/>
+        <w:tblLook w:firstColumn="1" w:firstRow="1" w:lastColumn="0" w:lastRow="0" w:noHBand="0" w:noVBand="1" w:val="04A0"/>
+      </w:tblPr>
+      <w:tblGrid>
+        <w:gridCol w:w="2160"/>
+        <w:gridCol w:w="2160"/>
+        <w:gridCol w:w="2160"/>
+        <w:gridCol w:w="2160"/>
+      </w:tblGrid>
+      <w:tr>
+        <w:tc>
+          <w:tcPr>
+            <w:tcW w:type="dxa" w:w="2160"/>
+          </w:tcPr>
+          <w:p>
+            <w:r>
+              <w:t>Step</w:t>
+            </w:r>
+          </w:p>
+        </w:tc>
+        <w:tc>
+          <w:tcPr>
+            <w:tcW w:type="dxa" w:w="2160"/>
+          </w:tcPr>
+          <w:p>
+            <w:r>
+              <w:t>Action</w:t>
+            </w:r>
+          </w:p>
+        </w:tc>
+        <w:tc>
+          <w:tcPr>
+            <w:tcW w:type="dxa" w:w="2160"/>
+          </w:tcPr>
+          <w:p>
+            <w:r>
+              <w:t>Expected Result</w:t>
+            </w:r>
+          </w:p>
+        </w:tc>
+        <w:tc>
+          <w:tcPr>
+            <w:tcW w:type="dxa" w:w="2160"/>
+          </w:tcPr>
+          <w:p>
+            <w:r>
+              <w:t>Actual Result</w:t>
+            </w:r>
+          </w:p>
+        </w:tc>
+      </w:tr>
+      <w:tr>
+        <w:tc>
+          <w:tcPr>
+            <w:tcW w:type="dxa" w:w="2160"/>
+          </w:tcPr>
+          <w:p>
+            <w:r>
+              <w:t>1</w:t>
+            </w:r>
+          </w:p>
+        </w:tc>
+        <w:tc>
+          <w:tcPr>
+            <w:tcW w:type="dxa" w:w="2160"/>
+          </w:tcPr>
+          <w:p>
+            <w:r>
+              <w:t>Configure the system for normal operation.</w:t>
+            </w:r>
+          </w:p>
+        </w:tc>
+        <w:tc>
+          <w:tcPr>
+            <w:tcW w:type="dxa" w:w="2160"/>
+          </w:tcPr>
+          <w:p>
+            <w:r>
+              <w:t>Verify result meets acceptance criteria.</w:t>
+            </w:r>
+          </w:p>
+        </w:tc>
+        <w:tc>
+          <w:tcPr>
+            <w:tcW w:type="dxa" w:w="2160"/>
+          </w:tcPr>
+          <w:p>
+            <w:r/>
+          </w:p>
+        </w:tc>
+      </w:tr>
+      <w:tr>
+        <w:tc>
+          <w:tcPr>
+            <w:tcW w:type="dxa" w:w="2160"/>
+          </w:tcPr>
+          <w:p>
+            <w:r>
+              <w:t>2</w:t>
+            </w:r>
+          </w:p>
+        </w:tc>
+        <w:tc>
+          <w:tcPr>
+            <w:tcW w:type="dxa" w:w="2160"/>
+          </w:tcPr>
+          <w:p>
+            <w:r>
+              <w:t>Create the specified alarm condition.</w:t>
+            </w:r>
+          </w:p>
+        </w:tc>
+        <w:tc>
+          <w:tcPr>
+            <w:tcW w:type="dxa" w:w="2160"/>
+          </w:tcPr>
+          <w:p>
+            <w:r>
+              <w:t>Verify result meets acceptance criteria.</w:t>
+            </w:r>
+          </w:p>
+        </w:tc>
+        <w:tc>
+          <w:tcPr>
+            <w:tcW w:type="dxa" w:w="2160"/>
+          </w:tcPr>
+          <w:p>
+            <w:r/>
+          </w:p>
+        </w:tc>
+      </w:tr>
+      <w:tr>
+        <w:tc>
+          <w:tcPr>
+            <w:tcW w:type="dxa" w:w="2160"/>
+          </w:tcPr>
+          <w:p>
+            <w:r>
+              <w:t>3</w:t>
+            </w:r>
+          </w:p>
+        </w:tc>
+        <w:tc>
+          <w:tcPr>
+            <w:tcW w:type="dxa" w:w="2160"/>
+          </w:tcPr>
+          <w:p>
+            <w:r>
+              <w:t>Verify the alarm activates.</w:t>
+            </w:r>
+          </w:p>
+        </w:tc>
+        <w:tc>
+          <w:tcPr>
+            <w:tcW w:type="dxa" w:w="2160"/>
+          </w:tcPr>
+          <w:p>
+            <w:r>
+              <w:t>Verify result meets acceptance criteria.</w:t>
+            </w:r>
+          </w:p>
+        </w:tc>
+        <w:tc>
+          <w:tcPr>
+            <w:tcW w:type="dxa" w:w="2160"/>
+          </w:tcPr>
+          <w:p>
+            <w:r/>
+          </w:p>
+        </w:tc>
+      </w:tr>
+      <w:tr>
+        <w:tc>
+          <w:tcPr>
+            <w:tcW w:type="dxa" w:w="2160"/>
+          </w:tcPr>
+          <w:p>
+            <w:r>
+              <w:t>4</w:t>
+            </w:r>
+          </w:p>
+        </w:tc>
+        <w:tc>
+          <w:tcPr>
+            <w:tcW w:type="dxa" w:w="2160"/>
+          </w:tcPr>
+          <w:p>
+            <w:r>
+              <w:t>Verify acknowledgement and recovery.</w:t>
+            </w:r>
+          </w:p>
+        </w:tc>
+        <w:tc>
+          <w:tcPr>
+            <w:tcW w:type="dxa" w:w="2160"/>
+          </w:tcPr>
+          <w:p>
+            <w:r>
+              <w:t>Verify result meets acceptance criteria.</w:t>
+            </w:r>
+          </w:p>
+        </w:tc>
+        <w:tc>
+          <w:tcPr>
+            <w:tcW w:type="dxa" w:w="2160"/>
+          </w:tcPr>
+          <w:p>
+            <w:r/>
+          </w:p>
+        </w:tc>
+      </w:tr>
+    </w:tbl>
+    <w:p>
+      <w:r>
+        <w:t>- Create the specified alarm condition.</w:t>
+      </w:r>
+    </w:p>
+    <w:tbl>
+      <w:tblPr>
+        <w:tblStyle w:val="TableGrid"/>
+        <w:tblW w:type="auto" w:w="0"/>
+        <w:tblLook w:firstColumn="1" w:firstRow="1" w:lastColumn="0" w:lastRow="0" w:noHBand="0" w:noVBand="1" w:val="04A0"/>
+      </w:tblPr>
+      <w:tblGrid>
+        <w:gridCol w:w="2160"/>
+        <w:gridCol w:w="2160"/>
+        <w:gridCol w:w="2160"/>
+        <w:gridCol w:w="2160"/>
+      </w:tblGrid>
+      <w:tr>
+        <w:tc>
+          <w:tcPr>
+            <w:tcW w:type="dxa" w:w="2160"/>
+          </w:tcPr>
+          <w:p>
+            <w:r>
+              <w:t>Step</w:t>
+            </w:r>
+          </w:p>
+        </w:tc>
+        <w:tc>
+          <w:tcPr>
+            <w:tcW w:type="dxa" w:w="2160"/>
+          </w:tcPr>
+          <w:p>
+            <w:r>
+              <w:t>Action</w:t>
+            </w:r>
+          </w:p>
+        </w:tc>
+        <w:tc>
+          <w:tcPr>
+            <w:tcW w:type="dxa" w:w="2160"/>
+          </w:tcPr>
+          <w:p>
+            <w:r>
+              <w:t>Expected Result</w:t>
+            </w:r>
+          </w:p>
+        </w:tc>
+        <w:tc>
+          <w:tcPr>
+            <w:tcW w:type="dxa" w:w="2160"/>
+          </w:tcPr>
+          <w:p>
+            <w:r>
+              <w:t>Actual Result</w:t>
+            </w:r>
+          </w:p>
+        </w:tc>
+      </w:tr>
+      <w:tr>
+        <w:tc>
+          <w:tcPr>
+            <w:tcW w:type="dxa" w:w="2160"/>
+          </w:tcPr>
+          <w:p>
+            <w:r>
+              <w:t>1</w:t>
+            </w:r>
+          </w:p>
+        </w:tc>
+        <w:tc>
+          <w:tcPr>
+            <w:tcW w:type="dxa" w:w="2160"/>
+          </w:tcPr>
+          <w:p>
+            <w:r>
+              <w:t>Configure the system for normal operation.</w:t>
+            </w:r>
+          </w:p>
+        </w:tc>
+        <w:tc>
+          <w:tcPr>
+            <w:tcW w:type="dxa" w:w="2160"/>
+          </w:tcPr>
+          <w:p>
+            <w:r>
+              <w:t>Verify result meets acceptance criteria.</w:t>
+            </w:r>
+          </w:p>
+        </w:tc>
+        <w:tc>
+          <w:tcPr>
+            <w:tcW w:type="dxa" w:w="2160"/>
+          </w:tcPr>
+          <w:p>
+            <w:r/>
+          </w:p>
+        </w:tc>
+      </w:tr>
+      <w:tr>
+        <w:tc>
+          <w:tcPr>
+            <w:tcW w:type="dxa" w:w="2160"/>
+          </w:tcPr>
+          <w:p>
+            <w:r>
+              <w:t>2</w:t>
+            </w:r>
+          </w:p>
+        </w:tc>
+        <w:tc>
+          <w:tcPr>
+            <w:tcW w:type="dxa" w:w="2160"/>
+          </w:tcPr>
+          <w:p>
+            <w:r>
+              <w:t>Create the specified alarm condition.</w:t>
+            </w:r>
+          </w:p>
+        </w:tc>
+        <w:tc>
+          <w:tcPr>
+            <w:tcW w:type="dxa" w:w="2160"/>
+          </w:tcPr>
+          <w:p>
+            <w:r>
+              <w:t>Verify result meets acceptance criteria.</w:t>
+            </w:r>
+          </w:p>
+        </w:tc>
+        <w:tc>
+          <w:tcPr>
+            <w:tcW w:type="dxa" w:w="2160"/>
+          </w:tcPr>
+          <w:p>
+            <w:r/>
+          </w:p>
+        </w:tc>
+      </w:tr>
+      <w:tr>
+        <w:tc>
+          <w:tcPr>
+            <w:tcW w:type="dxa" w:w="2160"/>
+          </w:tcPr>
+          <w:p>
+            <w:r>
+              <w:t>3</w:t>
+            </w:r>
+          </w:p>
+        </w:tc>
+        <w:tc>
+          <w:tcPr>
+            <w:tcW w:type="dxa" w:w="2160"/>
+          </w:tcPr>
+          <w:p>
+            <w:r>
+              <w:t>Verify the alarm activates.</w:t>
+            </w:r>
+          </w:p>
+        </w:tc>
+        <w:tc>
+          <w:tcPr>
+            <w:tcW w:type="dxa" w:w="2160"/>
+          </w:tcPr>
+          <w:p>
+            <w:r>
+              <w:t>Verify result meets acceptance criteria.</w:t>
+            </w:r>
+          </w:p>
+        </w:tc>
+        <w:tc>
+          <w:tcPr>
+            <w:tcW w:type="dxa" w:w="2160"/>
+          </w:tcPr>
+          <w:p>
+            <w:r/>
+          </w:p>
+        </w:tc>
+      </w:tr>
+      <w:tr>
+        <w:tc>
+          <w:tcPr>
+            <w:tcW w:type="dxa" w:w="2160"/>
+          </w:tcPr>
+          <w:p>
+            <w:r>
+              <w:t>4</w:t>
+            </w:r>
+          </w:p>
+        </w:tc>
+        <w:tc>
+          <w:tcPr>
+            <w:tcW w:type="dxa" w:w="2160"/>
+          </w:tcPr>
+          <w:p>
+            <w:r>
+              <w:t>Verify acknowledgement and recovery.</w:t>
+            </w:r>
+          </w:p>
+        </w:tc>
+        <w:tc>
+          <w:tcPr>
+            <w:tcW w:type="dxa" w:w="2160"/>
+          </w:tcPr>
+          <w:p>
+            <w:r>
+              <w:t>Verify result meets acceptance criteria.</w:t>
+            </w:r>
+          </w:p>
+        </w:tc>
+        <w:tc>
+          <w:tcPr>
+            <w:tcW w:type="dxa" w:w="2160"/>
+          </w:tcPr>
+          <w:p>
+            <w:r/>
+          </w:p>
+        </w:tc>
+      </w:tr>
+    </w:tbl>
+    <w:p>
+      <w:r>
+        <w:t>- Verify the alarm activates.</w:t>
+      </w:r>
+    </w:p>
+    <w:tbl>
+      <w:tblPr>
+        <w:tblStyle w:val="TableGrid"/>
+        <w:tblW w:type="auto" w:w="0"/>
+        <w:tblLook w:firstColumn="1" w:firstRow="1" w:lastColumn="0" w:lastRow="0" w:noHBand="0" w:noVBand="1" w:val="04A0"/>
+      </w:tblPr>
+      <w:tblGrid>
+        <w:gridCol w:w="2160"/>
+        <w:gridCol w:w="2160"/>
+        <w:gridCol w:w="2160"/>
+        <w:gridCol w:w="2160"/>
+      </w:tblGrid>
+      <w:tr>
+        <w:tc>
+          <w:tcPr>
+            <w:tcW w:type="dxa" w:w="2160"/>
+          </w:tcPr>
+          <w:p>
+            <w:r>
+              <w:t>Step</w:t>
+            </w:r>
+          </w:p>
+        </w:tc>
+        <w:tc>
+          <w:tcPr>
+            <w:tcW w:type="dxa" w:w="2160"/>
+          </w:tcPr>
+          <w:p>
+            <w:r>
+              <w:t>Action</w:t>
+            </w:r>
+          </w:p>
+        </w:tc>
+        <w:tc>
+          <w:tcPr>
+            <w:tcW w:type="dxa" w:w="2160"/>
+          </w:tcPr>
+          <w:p>
+            <w:r>
+              <w:t>Expected Result</w:t>
+            </w:r>
+          </w:p>
+        </w:tc>
+        <w:tc>
+          <w:tcPr>
+            <w:tcW w:type="dxa" w:w="2160"/>
+          </w:tcPr>
+          <w:p>
+            <w:r>
+              <w:t>Actual Result</w:t>
+            </w:r>
+          </w:p>
+        </w:tc>
+      </w:tr>
+      <w:tr>
+        <w:tc>
+          <w:tcPr>
+            <w:tcW w:type="dxa" w:w="2160"/>
+          </w:tcPr>
+          <w:p>
+            <w:r>
+              <w:t>1</w:t>
+            </w:r>
+          </w:p>
+        </w:tc>
+        <w:tc>
+          <w:tcPr>
+            <w:tcW w:type="dxa" w:w="2160"/>
+          </w:tcPr>
+          <w:p>
+            <w:r>
+              <w:t>Configure the system for normal operation.</w:t>
+            </w:r>
+          </w:p>
+        </w:tc>
+        <w:tc>
+          <w:tcPr>
+            <w:tcW w:type="dxa" w:w="2160"/>
+          </w:tcPr>
+          <w:p>
+            <w:r>
+              <w:t>Verify result meets acceptance criteria.</w:t>
+            </w:r>
+          </w:p>
+        </w:tc>
+        <w:tc>
+          <w:tcPr>
+            <w:tcW w:type="dxa" w:w="2160"/>
+          </w:tcPr>
+          <w:p>
+            <w:r/>
+          </w:p>
+        </w:tc>
+      </w:tr>
+      <w:tr>
+        <w:tc>
+          <w:tcPr>
+            <w:tcW w:type="dxa" w:w="2160"/>
+          </w:tcPr>
+          <w:p>
+            <w:r>
+              <w:t>2</w:t>
+            </w:r>
+          </w:p>
+        </w:tc>
+        <w:tc>
+          <w:tcPr>
+            <w:tcW w:type="dxa" w:w="2160"/>
+          </w:tcPr>
+          <w:p>
+            <w:r>
+              <w:t>Create the specified alarm condition.</w:t>
+            </w:r>
+          </w:p>
+        </w:tc>
+        <w:tc>
+          <w:tcPr>
+            <w:tcW w:type="dxa" w:w="2160"/>
+          </w:tcPr>
+          <w:p>
+            <w:r>
+              <w:t>Verify result meets acceptance criteria.</w:t>
+            </w:r>
+          </w:p>
+        </w:tc>
+        <w:tc>
+          <w:tcPr>
+            <w:tcW w:type="dxa" w:w="2160"/>
+          </w:tcPr>
+          <w:p>
+            <w:r/>
+          </w:p>
+        </w:tc>
+      </w:tr>
+      <w:tr>
+        <w:tc>
+          <w:tcPr>
+            <w:tcW w:type="dxa" w:w="2160"/>
+          </w:tcPr>
+          <w:p>
+            <w:r>
+              <w:t>3</w:t>
+            </w:r>
+          </w:p>
+        </w:tc>
+        <w:tc>
+          <w:tcPr>
+            <w:tcW w:type="dxa" w:w="2160"/>
+          </w:tcPr>
+          <w:p>
+            <w:r>
+              <w:t>Verify the alarm activates.</w:t>
+            </w:r>
+          </w:p>
+        </w:tc>
+        <w:tc>
+          <w:tcPr>
+            <w:tcW w:type="dxa" w:w="2160"/>
+          </w:tcPr>
+          <w:p>
+            <w:r>
+              <w:t>Verify result meets acceptance criteria.</w:t>
+            </w:r>
+          </w:p>
+        </w:tc>
+        <w:tc>
+          <w:tcPr>
+            <w:tcW w:type="dxa" w:w="2160"/>
+          </w:tcPr>
+          <w:p>
+            <w:r/>
+          </w:p>
+        </w:tc>
+      </w:tr>
+      <w:tr>
+        <w:tc>
+          <w:tcPr>
+            <w:tcW w:type="dxa" w:w="2160"/>
+          </w:tcPr>
+          <w:p>
+            <w:r>
+              <w:t>4</w:t>
+            </w:r>
+          </w:p>
+        </w:tc>
+        <w:tc>
+          <w:tcPr>
+            <w:tcW w:type="dxa" w:w="2160"/>
+          </w:tcPr>
+          <w:p>
+            <w:r>
+              <w:t>Verify acknowledgement and recovery.</w:t>
+            </w:r>
+          </w:p>
+        </w:tc>
+        <w:tc>
+          <w:tcPr>
+            <w:tcW w:type="dxa" w:w="2160"/>
+          </w:tcPr>
+          <w:p>
+            <w:r>
+              <w:t>Verify result meets acceptance criteria.</w:t>
+            </w:r>
+          </w:p>
+        </w:tc>
+        <w:tc>
+          <w:tcPr>
+            <w:tcW w:type="dxa" w:w="2160"/>
+          </w:tcPr>
+          <w:p>
+            <w:r/>
+          </w:p>
+        </w:tc>
+      </w:tr>
+    </w:tbl>
+    <w:p>
+      <w:r>
+        <w:t>- Verify acknowledgement and recovery.</w:t>
+      </w:r>
+    </w:p>
+    <w:tbl>
+      <w:tblPr>
+        <w:tblStyle w:val="TableGrid"/>
+        <w:tblW w:type="auto" w:w="0"/>
+        <w:tblLook w:firstColumn="1" w:firstRow="1" w:lastColumn="0" w:lastRow="0" w:noHBand="0" w:noVBand="1" w:val="04A0"/>
+      </w:tblPr>
+      <w:tblGrid>
+        <w:gridCol w:w="2160"/>
+        <w:gridCol w:w="2160"/>
+        <w:gridCol w:w="2160"/>
+        <w:gridCol w:w="2160"/>
+      </w:tblGrid>
+      <w:tr>
+        <w:tc>
+          <w:tcPr>
+            <w:tcW w:type="dxa" w:w="2160"/>
+          </w:tcPr>
+          <w:p>
+            <w:r>
+              <w:t>Step</w:t>
+            </w:r>
+          </w:p>
+        </w:tc>
+        <w:tc>
+          <w:tcPr>
+            <w:tcW w:type="dxa" w:w="2160"/>
+          </w:tcPr>
+          <w:p>
+            <w:r>
+              <w:t>Action</w:t>
+            </w:r>
+          </w:p>
+        </w:tc>
+        <w:tc>
+          <w:tcPr>
+            <w:tcW w:type="dxa" w:w="2160"/>
+          </w:tcPr>
+          <w:p>
+            <w:r>
+              <w:t>Expected Result</w:t>
+            </w:r>
+          </w:p>
+        </w:tc>
+        <w:tc>
+          <w:tcPr>
+            <w:tcW w:type="dxa" w:w="2160"/>
+          </w:tcPr>
+          <w:p>
+            <w:r>
+              <w:t>Actual Result</w:t>
+            </w:r>
+          </w:p>
+        </w:tc>
+      </w:tr>
+      <w:tr>
+        <w:tc>
+          <w:tcPr>
+            <w:tcW w:type="dxa" w:w="2160"/>
+          </w:tcPr>
+          <w:p>
+            <w:r>
+              <w:t>1</w:t>
+            </w:r>
+          </w:p>
+        </w:tc>
+        <w:tc>
+          <w:tcPr>
+            <w:tcW w:type="dxa" w:w="2160"/>
+          </w:tcPr>
+          <w:p>
+            <w:r>
+              <w:t>Configure the system for normal operation.</w:t>
+            </w:r>
+          </w:p>
+        </w:tc>
+        <w:tc>
+          <w:tcPr>
+            <w:tcW w:type="dxa" w:w="2160"/>
+          </w:tcPr>
+          <w:p>
+            <w:r>
+              <w:t>Verify result meets acceptance criteria.</w:t>
+            </w:r>
+          </w:p>
+        </w:tc>
+        <w:tc>
+          <w:tcPr>
+            <w:tcW w:type="dxa" w:w="2160"/>
+          </w:tcPr>
+          <w:p>
+            <w:r/>
+          </w:p>
+        </w:tc>
+      </w:tr>
+      <w:tr>
+        <w:tc>
+          <w:tcPr>
+            <w:tcW w:type="dxa" w:w="2160"/>
+          </w:tcPr>
+          <w:p>
+            <w:r>
+              <w:t>2</w:t>
+            </w:r>
+          </w:p>
+        </w:tc>
+        <w:tc>
+          <w:tcPr>
+            <w:tcW w:type="dxa" w:w="2160"/>
+          </w:tcPr>
+          <w:p>
+            <w:r>
+              <w:t>Create the specified alarm condition.</w:t>
+            </w:r>
+          </w:p>
+        </w:tc>
+        <w:tc>
+          <w:tcPr>
+            <w:tcW w:type="dxa" w:w="2160"/>
+          </w:tcPr>
+          <w:p>
+            <w:r>
+              <w:t>Verify result meets acceptance criteria.</w:t>
+            </w:r>
+          </w:p>
+        </w:tc>
+        <w:tc>
+          <w:tcPr>
+            <w:tcW w:type="dxa" w:w="2160"/>
+          </w:tcPr>
+          <w:p>
+            <w:r/>
+          </w:p>
+        </w:tc>
+      </w:tr>
+      <w:tr>
+        <w:tc>
+          <w:tcPr>
+            <w:tcW w:type="dxa" w:w="2160"/>
+          </w:tcPr>
+          <w:p>
+            <w:r>
+              <w:t>3</w:t>
+            </w:r>
+          </w:p>
+        </w:tc>
+        <w:tc>
+          <w:tcPr>
+            <w:tcW w:type="dxa" w:w="2160"/>
+          </w:tcPr>
+          <w:p>
+            <w:r>
+              <w:t>Verify the alarm activates.</w:t>
+            </w:r>
+          </w:p>
+        </w:tc>
+        <w:tc>
+          <w:tcPr>
+            <w:tcW w:type="dxa" w:w="2160"/>
+          </w:tcPr>
+          <w:p>
+            <w:r>
+              <w:t>Verify result meets acceptance criteria.</w:t>
+            </w:r>
+          </w:p>
+        </w:tc>
+        <w:tc>
+          <w:tcPr>
+            <w:tcW w:type="dxa" w:w="2160"/>
+          </w:tcPr>
+          <w:p>
+            <w:r/>
+          </w:p>
+        </w:tc>
+      </w:tr>
+      <w:tr>
+        <w:tc>
+          <w:tcPr>
+            <w:tcW w:type="dxa" w:w="2160"/>
+          </w:tcPr>
+          <w:p>
+            <w:r>
+              <w:t>4</w:t>
+            </w:r>
+          </w:p>
+        </w:tc>
+        <w:tc>
+          <w:tcPr>
+            <w:tcW w:type="dxa" w:w="2160"/>
+          </w:tcPr>
+          <w:p>
+            <w:r>
+              <w:t>Verify acknowledgement and recovery.</w:t>
+            </w:r>
+          </w:p>
+        </w:tc>
+        <w:tc>
+          <w:tcPr>
+            <w:tcW w:type="dxa" w:w="2160"/>
+          </w:tcPr>
+          <w:p>
+            <w:r>
+              <w:t>Verify result meets acceptance criteria.</w:t>
+            </w:r>
+          </w:p>
+        </w:tc>
+        <w:tc>
+          <w:tcPr>
+            <w:tcW w:type="dxa" w:w="2160"/>
+          </w:tcPr>
+          <w:p>
+            <w:r/>
+          </w:p>
+        </w:tc>
+      </w:tr>
+    </w:tbl>
+    <w:p>
+      <w:r>
+        <w:t>Acceptance Criteria:</w:t>
+      </w:r>
+    </w:p>
+    <w:p>
+      <w:r>
+        <w:t>- Alarm activates correctly.</w:t>
+      </w:r>
+    </w:p>
+    <w:p>
+      <w:r>
+        <w:t>- Alarm is logged.</w:t>
+      </w:r>
+    </w:p>
+    <w:p>
+      <w:r>
+        <w:t>- System recovers after acknowledgement.</w:t>
+      </w:r>
+    </w:p>
+    <w:p>
+      <w:r>
+        <w:t>Required Evidence:</w:t>
+      </w:r>
+    </w:p>
+    <w:p>
+      <w:r>
+        <w:t>- Alarm screenshots</w:t>
+      </w:r>
+    </w:p>
+    <w:p>
+      <w:r>
+        <w:t>- Audit trail</w:t>
+      </w:r>
+    </w:p>
+    <w:p>
+      <w:r>
+        <w:t>- Alarm history</w:t>
+      </w:r>
+    </w:p>
+    <w:p>
+      <w:r>
+        <w:t>Recommended Qualification Phase: OQ</w:t>
+      </w:r>
+    </w:p>
+    <w:p>
+      <w:pPr>
+        <w:pStyle w:val="Heading1"/>
+      </w:pPr>
+      <w:r>
+        <w:t>URS-004</w:t>
+      </w:r>
+    </w:p>
+    <w:p>
+      <w:r>
+        <w:t>Requirement:</w:t>
+        <w:br/>
+        <w:t>The washer shall record cycle data.</w:t>
+      </w:r>
+    </w:p>
+    <w:p>
+      <w:r>
+        <w:t>Objective:</w:t>
+        <w:br/>
+        <w:t>Verify the requirement is satisfied.</w:t>
+      </w:r>
+    </w:p>
+    <w:p>
+      <w:r>
+        <w:t>Procedure:</w:t>
+      </w:r>
+    </w:p>
+    <w:p>
+      <w:r>
+        <w:t>- Execute functional test.</w:t>
+      </w:r>
+    </w:p>
+    <w:tbl>
+      <w:tblPr>
+        <w:tblStyle w:val="TableGrid"/>
+        <w:tblW w:type="auto" w:w="0"/>
+        <w:tblLook w:firstColumn="1" w:firstRow="1" w:lastColumn="0" w:lastRow="0" w:noHBand="0" w:noVBand="1" w:val="04A0"/>
+      </w:tblPr>
+      <w:tblGrid>
+        <w:gridCol w:w="2160"/>
+        <w:gridCol w:w="2160"/>
+        <w:gridCol w:w="2160"/>
+        <w:gridCol w:w="2160"/>
+      </w:tblGrid>
+      <w:tr>
+        <w:tc>
+          <w:tcPr>
+            <w:tcW w:type="dxa" w:w="2160"/>
+          </w:tcPr>
+          <w:p>
+            <w:r>
+              <w:t>Step</w:t>
+            </w:r>
+          </w:p>
+        </w:tc>
+        <w:tc>
+          <w:tcPr>
+            <w:tcW w:type="dxa" w:w="2160"/>
+          </w:tcPr>
+          <w:p>
+            <w:r>
+              <w:t>Action</w:t>
+            </w:r>
+          </w:p>
+        </w:tc>
+        <w:tc>
+          <w:tcPr>
+            <w:tcW w:type="dxa" w:w="2160"/>
+          </w:tcPr>
+          <w:p>
+            <w:r>
+              <w:t>Expected Result</w:t>
+            </w:r>
+          </w:p>
+        </w:tc>
+        <w:tc>
+          <w:tcPr>
+            <w:tcW w:type="dxa" w:w="2160"/>
+          </w:tcPr>
+          <w:p>
+            <w:r>
+              <w:t>Actual Result</w:t>
+            </w:r>
+          </w:p>
+        </w:tc>
+      </w:tr>
+      <w:tr>
+        <w:tc>
+          <w:tcPr>
+            <w:tcW w:type="dxa" w:w="2160"/>
+          </w:tcPr>
+          <w:p>
+            <w:r>
+              <w:t>1</w:t>
+            </w:r>
+          </w:p>
+        </w:tc>
+        <w:tc>
+          <w:tcPr>
+            <w:tcW w:type="dxa" w:w="2160"/>
+          </w:tcPr>
+          <w:p>
+            <w:r>
+              <w:t>Execute functional test.</w:t>
+            </w:r>
+          </w:p>
+        </w:tc>
+        <w:tc>
+          <w:tcPr>
+            <w:tcW w:type="dxa" w:w="2160"/>
+          </w:tcPr>
+          <w:p>
+            <w:r>
+              <w:t>Verify result meets acceptance criteria.</w:t>
+            </w:r>
+          </w:p>
+        </w:tc>
+        <w:tc>
+          <w:tcPr>
+            <w:tcW w:type="dxa" w:w="2160"/>
+          </w:tcPr>
+          <w:p>
+            <w:r/>
+          </w:p>
+        </w:tc>
+      </w:tr>
+      <w:tr>
+        <w:tc>
+          <w:tcPr>
+            <w:tcW w:type="dxa" w:w="2160"/>
+          </w:tcPr>
+          <w:p>
+            <w:r>
+              <w:t>2</w:t>
+            </w:r>
+          </w:p>
+        </w:tc>
+        <w:tc>
+          <w:tcPr>
+            <w:tcW w:type="dxa" w:w="2160"/>
+          </w:tcPr>
+          <w:p>
+            <w:r>
+              <w:t>Observe system behavior.</w:t>
+            </w:r>
+          </w:p>
+        </w:tc>
+        <w:tc>
+          <w:tcPr>
+            <w:tcW w:type="dxa" w:w="2160"/>
+          </w:tcPr>
+          <w:p>
+            <w:r>
+              <w:t>Verify result meets acceptance criteria.</w:t>
+            </w:r>
+          </w:p>
+        </w:tc>
+        <w:tc>
+          <w:tcPr>
+            <w:tcW w:type="dxa" w:w="2160"/>
+          </w:tcPr>
+          <w:p>
+            <w:r/>
+          </w:p>
+        </w:tc>
+      </w:tr>
+      <w:tr>
+        <w:tc>
+          <w:tcPr>
+            <w:tcW w:type="dxa" w:w="2160"/>
+          </w:tcPr>
+          <w:p>
+            <w:r>
+              <w:t>3</w:t>
+            </w:r>
+          </w:p>
+        </w:tc>
+        <w:tc>
+          <w:tcPr>
+            <w:tcW w:type="dxa" w:w="2160"/>
+          </w:tcPr>
+          <w:p>
+            <w:r>
+              <w:t>Document results.</w:t>
+            </w:r>
+          </w:p>
+        </w:tc>
+        <w:tc>
+          <w:tcPr>
+            <w:tcW w:type="dxa" w:w="2160"/>
+          </w:tcPr>
+          <w:p>
+            <w:r>
+              <w:t>Verify result meets acceptance criteria.</w:t>
+            </w:r>
+          </w:p>
+        </w:tc>
+        <w:tc>
+          <w:tcPr>
+            <w:tcW w:type="dxa" w:w="2160"/>
+          </w:tcPr>
+          <w:p>
+            <w:r/>
+          </w:p>
+        </w:tc>
+      </w:tr>
+    </w:tbl>
+    <w:p>
+      <w:r>
+        <w:t>- Observe system behavior.</w:t>
+      </w:r>
+    </w:p>
+    <w:tbl>
+      <w:tblPr>
+        <w:tblStyle w:val="TableGrid"/>
+        <w:tblW w:type="auto" w:w="0"/>
+        <w:tblLook w:firstColumn="1" w:firstRow="1" w:lastColumn="0" w:lastRow="0" w:noHBand="0" w:noVBand="1" w:val="04A0"/>
+      </w:tblPr>
+      <w:tblGrid>
+        <w:gridCol w:w="2160"/>
+        <w:gridCol w:w="2160"/>
+        <w:gridCol w:w="2160"/>
+        <w:gridCol w:w="2160"/>
+      </w:tblGrid>
+      <w:tr>
+        <w:tc>
+          <w:tcPr>
+            <w:tcW w:type="dxa" w:w="2160"/>
+          </w:tcPr>
+          <w:p>
+            <w:r>
+              <w:t>Step</w:t>
+            </w:r>
+          </w:p>
+        </w:tc>
+        <w:tc>
+          <w:tcPr>
+            <w:tcW w:type="dxa" w:w="2160"/>
+          </w:tcPr>
+          <w:p>
+            <w:r>
+              <w:t>Action</w:t>
+            </w:r>
+          </w:p>
+        </w:tc>
+        <w:tc>
+          <w:tcPr>
+            <w:tcW w:type="dxa" w:w="2160"/>
+          </w:tcPr>
+          <w:p>
+            <w:r>
+              <w:t>Expected Result</w:t>
+            </w:r>
+          </w:p>
+        </w:tc>
+        <w:tc>
+          <w:tcPr>
+            <w:tcW w:type="dxa" w:w="2160"/>
+          </w:tcPr>
+          <w:p>
+            <w:r>
+              <w:t>Actual Result</w:t>
+            </w:r>
+          </w:p>
+        </w:tc>
+      </w:tr>
+      <w:tr>
+        <w:tc>
+          <w:tcPr>
+            <w:tcW w:type="dxa" w:w="2160"/>
+          </w:tcPr>
+          <w:p>
+            <w:r>
+              <w:t>1</w:t>
+            </w:r>
+          </w:p>
+        </w:tc>
+        <w:tc>
+          <w:tcPr>
+            <w:tcW w:type="dxa" w:w="2160"/>
+          </w:tcPr>
+          <w:p>
+            <w:r>
+              <w:t>Execute functional test.</w:t>
+            </w:r>
+          </w:p>
+        </w:tc>
+        <w:tc>
+          <w:tcPr>
+            <w:tcW w:type="dxa" w:w="2160"/>
+          </w:tcPr>
+          <w:p>
+            <w:r>
+              <w:t>Verify result meets acceptance criteria.</w:t>
+            </w:r>
+          </w:p>
+        </w:tc>
+        <w:tc>
+          <w:tcPr>
+            <w:tcW w:type="dxa" w:w="2160"/>
+          </w:tcPr>
+          <w:p>
+            <w:r/>
+          </w:p>
+        </w:tc>
+      </w:tr>
+      <w:tr>
+        <w:tc>
+          <w:tcPr>
+            <w:tcW w:type="dxa" w:w="2160"/>
+          </w:tcPr>
+          <w:p>
+            <w:r>
+              <w:t>2</w:t>
+            </w:r>
+          </w:p>
+        </w:tc>
+        <w:tc>
+          <w:tcPr>
+            <w:tcW w:type="dxa" w:w="2160"/>
+          </w:tcPr>
+          <w:p>
+            <w:r>
+              <w:t>Observe system behavior.</w:t>
+            </w:r>
+          </w:p>
+        </w:tc>
+        <w:tc>
+          <w:tcPr>
+            <w:tcW w:type="dxa" w:w="2160"/>
+          </w:tcPr>
+          <w:p>
+            <w:r>
+              <w:t>Verify result meets acceptance criteria.</w:t>
+            </w:r>
+          </w:p>
+        </w:tc>
+        <w:tc>
+          <w:tcPr>
+            <w:tcW w:type="dxa" w:w="2160"/>
+          </w:tcPr>
+          <w:p>
+            <w:r/>
+          </w:p>
+        </w:tc>
+      </w:tr>
+      <w:tr>
+        <w:tc>
+          <w:tcPr>
+            <w:tcW w:type="dxa" w:w="2160"/>
+          </w:tcPr>
+          <w:p>
+            <w:r>
+              <w:t>3</w:t>
+            </w:r>
+          </w:p>
+        </w:tc>
+        <w:tc>
+          <w:tcPr>
+            <w:tcW w:type="dxa" w:w="2160"/>
+          </w:tcPr>
+          <w:p>
+            <w:r>
+              <w:t>Document results.</w:t>
+            </w:r>
+          </w:p>
+        </w:tc>
+        <w:tc>
+          <w:tcPr>
+            <w:tcW w:type="dxa" w:w="2160"/>
+          </w:tcPr>
+          <w:p>
+            <w:r>
+              <w:t>Verify result meets acceptance criteria.</w:t>
+            </w:r>
+          </w:p>
+        </w:tc>
+        <w:tc>
+          <w:tcPr>
+            <w:tcW w:type="dxa" w:w="2160"/>
+          </w:tcPr>
+          <w:p>
+            <w:r/>
+          </w:p>
+        </w:tc>
+      </w:tr>
+    </w:tbl>
+    <w:p>
+      <w:r>
+        <w:t>- Document results.</w:t>
+      </w:r>
+    </w:p>
+    <w:tbl>
+      <w:tblPr>
+        <w:tblStyle w:val="TableGrid"/>
+        <w:tblW w:type="auto" w:w="0"/>
+        <w:tblLook w:firstColumn="1" w:firstRow="1" w:lastColumn="0" w:lastRow="0" w:noHBand="0" w:noVBand="1" w:val="04A0"/>
+      </w:tblPr>
+      <w:tblGrid>
+        <w:gridCol w:w="2160"/>
+        <w:gridCol w:w="2160"/>
+        <w:gridCol w:w="2160"/>
+        <w:gridCol w:w="2160"/>
+      </w:tblGrid>
+      <w:tr>
+        <w:tc>
+          <w:tcPr>
+            <w:tcW w:type="dxa" w:w="2160"/>
+          </w:tcPr>
+          <w:p>
+            <w:r>
+              <w:t>Step</w:t>
+            </w:r>
+          </w:p>
+        </w:tc>
+        <w:tc>
+          <w:tcPr>
+            <w:tcW w:type="dxa" w:w="2160"/>
+          </w:tcPr>
+          <w:p>
+            <w:r>
+              <w:t>Action</w:t>
+            </w:r>
+          </w:p>
+        </w:tc>
+        <w:tc>
+          <w:tcPr>
+            <w:tcW w:type="dxa" w:w="2160"/>
+          </w:tcPr>
+          <w:p>
+            <w:r>
+              <w:t>Expected Result</w:t>
+            </w:r>
+          </w:p>
+        </w:tc>
+        <w:tc>
+          <w:tcPr>
+            <w:tcW w:type="dxa" w:w="2160"/>
+          </w:tcPr>
+          <w:p>
+            <w:r>
+              <w:t>Actual Result</w:t>
+            </w:r>
+          </w:p>
+        </w:tc>
+      </w:tr>
+      <w:tr>
+        <w:tc>
+          <w:tcPr>
+            <w:tcW w:type="dxa" w:w="2160"/>
+          </w:tcPr>
+          <w:p>
+            <w:r>
+              <w:t>1</w:t>
+            </w:r>
+          </w:p>
+        </w:tc>
+        <w:tc>
+          <w:tcPr>
+            <w:tcW w:type="dxa" w:w="2160"/>
+          </w:tcPr>
+          <w:p>
+            <w:r>
+              <w:t>Execute functional test.</w:t>
+            </w:r>
+          </w:p>
+        </w:tc>
+        <w:tc>
+          <w:tcPr>
+            <w:tcW w:type="dxa" w:w="2160"/>
+          </w:tcPr>
+          <w:p>
+            <w:r>
+              <w:t>Verify result meets acceptance criteria.</w:t>
+            </w:r>
+          </w:p>
+        </w:tc>
+        <w:tc>
+          <w:tcPr>
+            <w:tcW w:type="dxa" w:w="2160"/>
+          </w:tcPr>
+          <w:p>
+            <w:r/>
+          </w:p>
+        </w:tc>
+      </w:tr>
+      <w:tr>
+        <w:tc>
+          <w:tcPr>
+            <w:tcW w:type="dxa" w:w="2160"/>
+          </w:tcPr>
+          <w:p>
+            <w:r>
+              <w:t>2</w:t>
+            </w:r>
+          </w:p>
+        </w:tc>
+        <w:tc>
+          <w:tcPr>
+            <w:tcW w:type="dxa" w:w="2160"/>
+          </w:tcPr>
+          <w:p>
+            <w:r>
+              <w:t>Observe system behavior.</w:t>
+            </w:r>
+          </w:p>
+        </w:tc>
+        <w:tc>
+          <w:tcPr>
+            <w:tcW w:type="dxa" w:w="2160"/>
+          </w:tcPr>
+          <w:p>
+            <w:r>
+              <w:t>Verify result meets acceptance criteria.</w:t>
+            </w:r>
+          </w:p>
+        </w:tc>
+        <w:tc>
+          <w:tcPr>
+            <w:tcW w:type="dxa" w:w="2160"/>
+          </w:tcPr>
+          <w:p>
+            <w:r/>
+          </w:p>
+        </w:tc>
+      </w:tr>
+      <w:tr>
+        <w:tc>
+          <w:tcPr>
+            <w:tcW w:type="dxa" w:w="2160"/>
+          </w:tcPr>
+          <w:p>
+            <w:r>
+              <w:t>3</w:t>
+            </w:r>
+          </w:p>
+        </w:tc>
+        <w:tc>
+          <w:tcPr>
+            <w:tcW w:type="dxa" w:w="2160"/>
+          </w:tcPr>
+          <w:p>
+            <w:r>
+              <w:t>Document results.</w:t>
+            </w:r>
+          </w:p>
+        </w:tc>
+        <w:tc>
+          <w:tcPr>
+            <w:tcW w:type="dxa" w:w="2160"/>
+          </w:tcPr>
+          <w:p>
+            <w:r>
+              <w:t>Verify result meets acceptance criteria.</w:t>
+            </w:r>
+          </w:p>
+        </w:tc>
+        <w:tc>
+          <w:tcPr>
+            <w:tcW w:type="dxa" w:w="2160"/>
+          </w:tcPr>
+          <w:p>
+            <w:r/>
+          </w:p>
+        </w:tc>
+      </w:tr>
+    </w:tbl>
+    <w:p>
+      <w:r>
+        <w:t>Acceptance Criteria:</w:t>
+      </w:r>
+    </w:p>
+    <w:p>
+      <w:r>
+        <w:t>- Requirement successfully demonstrated.</w:t>
+      </w:r>
+    </w:p>
+    <w:p>
+      <w:r>
+        <w:t>Required Evidence:</w:t>
+      </w:r>
+    </w:p>
+    <w:p>
+      <w:r>
+        <w:t>- Executed protocol</w:t>
+      </w:r>
+    </w:p>
+    <w:p>
+      <w:r>
+        <w:t>Recommended Qualification Phase: CSV / OQ</w:t>
+      </w:r>
+    </w:p>
+    <w:p>
+      <w:pPr>
+        <w:pStyle w:val="Heading1"/>
+      </w:pPr>
+      <w:r>
+        <w:t>URS-005</w:t>
+      </w:r>
+    </w:p>
+    <w:p>
+      <w:r>
+        <w:t>Requirement:</w:t>
+        <w:br/>
+        <w:t>The system shall maintain pressure during operation.</w:t>
+      </w:r>
+    </w:p>
+    <w:p>
+      <w:r>
+        <w:t>Objective:</w:t>
+        <w:br/>
+        <w:t>Verify pressure remains within specification.</w:t>
+      </w:r>
+    </w:p>
+    <w:p>
+      <w:r>
+        <w:t>Procedure:</w:t>
+      </w:r>
+    </w:p>
+    <w:p>
+      <w:r>
+        <w:t>- Connect calibrated pressure gauge.</w:t>
+      </w:r>
+    </w:p>
+    <w:tbl>
+      <w:tblPr>
+        <w:tblStyle w:val="TableGrid"/>
+        <w:tblW w:type="auto" w:w="0"/>
+        <w:tblLook w:firstColumn="1" w:firstRow="1" w:lastColumn="0" w:lastRow="0" w:noHBand="0" w:noVBand="1" w:val="04A0"/>
+      </w:tblPr>
+      <w:tblGrid>
+        <w:gridCol w:w="2160"/>
+        <w:gridCol w:w="2160"/>
+        <w:gridCol w:w="2160"/>
+        <w:gridCol w:w="2160"/>
+      </w:tblGrid>
+      <w:tr>
+        <w:tc>
+          <w:tcPr>
+            <w:tcW w:type="dxa" w:w="2160"/>
+          </w:tcPr>
+          <w:p>
+            <w:r>
+              <w:t>Step</w:t>
+            </w:r>
+          </w:p>
+        </w:tc>
+        <w:tc>
+          <w:tcPr>
+            <w:tcW w:type="dxa" w:w="2160"/>
+          </w:tcPr>
+          <w:p>
+            <w:r>
+              <w:t>Action</w:t>
+            </w:r>
+          </w:p>
+        </w:tc>
+        <w:tc>
+          <w:tcPr>
+            <w:tcW w:type="dxa" w:w="2160"/>
+          </w:tcPr>
+          <w:p>
+            <w:r>
+              <w:t>Expected Result</w:t>
+            </w:r>
+          </w:p>
+        </w:tc>
+        <w:tc>
+          <w:tcPr>
+            <w:tcW w:type="dxa" w:w="2160"/>
+          </w:tcPr>
+          <w:p>
+            <w:r>
+              <w:t>Actual Result</w:t>
+            </w:r>
+          </w:p>
+        </w:tc>
+      </w:tr>
+      <w:tr>
+        <w:tc>
+          <w:tcPr>
+            <w:tcW w:type="dxa" w:w="2160"/>
+          </w:tcPr>
+          <w:p>
+            <w:r>
+              <w:t>1</w:t>
+            </w:r>
+          </w:p>
+        </w:tc>
+        <w:tc>
+          <w:tcPr>
+            <w:tcW w:type="dxa" w:w="2160"/>
+          </w:tcPr>
+          <w:p>
+            <w:r>
+              <w:t>Connect calibrated pressure gauge.</w:t>
+            </w:r>
+          </w:p>
+        </w:tc>
+        <w:tc>
+          <w:tcPr>
+            <w:tcW w:type="dxa" w:w="2160"/>
+          </w:tcPr>
+          <w:p>
+            <w:r>
+              <w:t>Verify result meets acceptance criteria.</w:t>
+            </w:r>
+          </w:p>
+        </w:tc>
+        <w:tc>
+          <w:tcPr>
+            <w:tcW w:type="dxa" w:w="2160"/>
+          </w:tcPr>
+          <w:p>
+            <w:r/>
+          </w:p>
+        </w:tc>
+      </w:tr>
+      <w:tr>
+        <w:tc>
+          <w:tcPr>
+            <w:tcW w:type="dxa" w:w="2160"/>
+          </w:tcPr>
+          <w:p>
+            <w:r>
+              <w:t>2</w:t>
+            </w:r>
+          </w:p>
+        </w:tc>
+        <w:tc>
+          <w:tcPr>
+            <w:tcW w:type="dxa" w:w="2160"/>
+          </w:tcPr>
+          <w:p>
+            <w:r>
+              <w:t>Run operating cycle.</w:t>
+            </w:r>
+          </w:p>
+        </w:tc>
+        <w:tc>
+          <w:tcPr>
+            <w:tcW w:type="dxa" w:w="2160"/>
+          </w:tcPr>
+          <w:p>
+            <w:r>
+              <w:t>Verify result meets acceptance criteria.</w:t>
+            </w:r>
+          </w:p>
+        </w:tc>
+        <w:tc>
+          <w:tcPr>
+            <w:tcW w:type="dxa" w:w="2160"/>
+          </w:tcPr>
+          <w:p>
+            <w:r/>
+          </w:p>
+        </w:tc>
+      </w:tr>
+      <w:tr>
+        <w:tc>
+          <w:tcPr>
+            <w:tcW w:type="dxa" w:w="2160"/>
+          </w:tcPr>
+          <w:p>
+            <w:r>
+              <w:t>3</w:t>
+            </w:r>
+          </w:p>
+        </w:tc>
+        <w:tc>
+          <w:tcPr>
+            <w:tcW w:type="dxa" w:w="2160"/>
+          </w:tcPr>
+          <w:p>
+            <w:r>
+              <w:t>Record pressure.</w:t>
+            </w:r>
+          </w:p>
+        </w:tc>
+        <w:tc>
+          <w:tcPr>
+            <w:tcW w:type="dxa" w:w="2160"/>
+          </w:tcPr>
+          <w:p>
+            <w:r>
+              <w:t>Verify result meets acceptance criteria.</w:t>
+            </w:r>
+          </w:p>
+        </w:tc>
+        <w:tc>
+          <w:tcPr>
+            <w:tcW w:type="dxa" w:w="2160"/>
+          </w:tcPr>
+          <w:p>
+            <w:r/>
+          </w:p>
+        </w:tc>
+      </w:tr>
+      <w:tr>
+        <w:tc>
+          <w:tcPr>
+            <w:tcW w:type="dxa" w:w="2160"/>
+          </w:tcPr>
+          <w:p>
+            <w:r>
+              <w:t>4</w:t>
+            </w:r>
+          </w:p>
+        </w:tc>
+        <w:tc>
+          <w:tcPr>
+            <w:tcW w:type="dxa" w:w="2160"/>
+          </w:tcPr>
+          <w:p>
+            <w:r>
+              <w:t>Compare against URS.</w:t>
+            </w:r>
+          </w:p>
+        </w:tc>
+        <w:tc>
+          <w:tcPr>
+            <w:tcW w:type="dxa" w:w="2160"/>
+          </w:tcPr>
+          <w:p>
+            <w:r>
+              <w:t>Verify result meets acceptance criteria.</w:t>
+            </w:r>
+          </w:p>
+        </w:tc>
+        <w:tc>
+          <w:tcPr>
+            <w:tcW w:type="dxa" w:w="2160"/>
+          </w:tcPr>
+          <w:p>
+            <w:r/>
+          </w:p>
+        </w:tc>
+      </w:tr>
+    </w:tbl>
+    <w:p>
+      <w:r>
+        <w:t>- Run operating cycle.</w:t>
+      </w:r>
+    </w:p>
+    <w:tbl>
+      <w:tblPr>
+        <w:tblStyle w:val="TableGrid"/>
+        <w:tblW w:type="auto" w:w="0"/>
+        <w:tblLook w:firstColumn="1" w:firstRow="1" w:lastColumn="0" w:lastRow="0" w:noHBand="0" w:noVBand="1" w:val="04A0"/>
+      </w:tblPr>
+      <w:tblGrid>
+        <w:gridCol w:w="2160"/>
+        <w:gridCol w:w="2160"/>
+        <w:gridCol w:w="2160"/>
+        <w:gridCol w:w="2160"/>
+      </w:tblGrid>
+      <w:tr>
+        <w:tc>
+          <w:tcPr>
+            <w:tcW w:type="dxa" w:w="2160"/>
+          </w:tcPr>
+          <w:p>
+            <w:r>
+              <w:t>Step</w:t>
+            </w:r>
+          </w:p>
+        </w:tc>
+        <w:tc>
+          <w:tcPr>
+            <w:tcW w:type="dxa" w:w="2160"/>
+          </w:tcPr>
+          <w:p>
+            <w:r>
+              <w:t>Action</w:t>
+            </w:r>
+          </w:p>
+        </w:tc>
+        <w:tc>
+          <w:tcPr>
+            <w:tcW w:type="dxa" w:w="2160"/>
+          </w:tcPr>
+          <w:p>
+            <w:r>
+              <w:t>Expected Result</w:t>
+            </w:r>
+          </w:p>
+        </w:tc>
+        <w:tc>
+          <w:tcPr>
+            <w:tcW w:type="dxa" w:w="2160"/>
+          </w:tcPr>
+          <w:p>
+            <w:r>
+              <w:t>Actual Result</w:t>
+            </w:r>
+          </w:p>
+        </w:tc>
+      </w:tr>
+      <w:tr>
+        <w:tc>
+          <w:tcPr>
+            <w:tcW w:type="dxa" w:w="2160"/>
+          </w:tcPr>
+          <w:p>
+            <w:r>
+              <w:t>1</w:t>
+            </w:r>
+          </w:p>
+        </w:tc>
+        <w:tc>
+          <w:tcPr>
+            <w:tcW w:type="dxa" w:w="2160"/>
+          </w:tcPr>
+          <w:p>
+            <w:r>
+              <w:t>Connect calibrated pressure gauge.</w:t>
+            </w:r>
+          </w:p>
+        </w:tc>
+        <w:tc>
+          <w:tcPr>
+            <w:tcW w:type="dxa" w:w="2160"/>
+          </w:tcPr>
+          <w:p>
+            <w:r>
+              <w:t>Verify result meets acceptance criteria.</w:t>
+            </w:r>
+          </w:p>
+        </w:tc>
+        <w:tc>
+          <w:tcPr>
+            <w:tcW w:type="dxa" w:w="2160"/>
+          </w:tcPr>
+          <w:p>
+            <w:r/>
+          </w:p>
+        </w:tc>
+      </w:tr>
+      <w:tr>
+        <w:tc>
+          <w:tcPr>
+            <w:tcW w:type="dxa" w:w="2160"/>
+          </w:tcPr>
+          <w:p>
+            <w:r>
+              <w:t>2</w:t>
+            </w:r>
+          </w:p>
+        </w:tc>
+        <w:tc>
+          <w:tcPr>
+            <w:tcW w:type="dxa" w:w="2160"/>
+          </w:tcPr>
+          <w:p>
+            <w:r>
+              <w:t>Run operating cycle.</w:t>
+            </w:r>
+          </w:p>
+        </w:tc>
+        <w:tc>
+          <w:tcPr>
+            <w:tcW w:type="dxa" w:w="2160"/>
+          </w:tcPr>
+          <w:p>
+            <w:r>
+              <w:t>Verify result meets acceptance criteria.</w:t>
+            </w:r>
+          </w:p>
+        </w:tc>
+        <w:tc>
+          <w:tcPr>
+            <w:tcW w:type="dxa" w:w="2160"/>
+          </w:tcPr>
+          <w:p>
+            <w:r/>
+          </w:p>
+        </w:tc>
+      </w:tr>
+      <w:tr>
+        <w:tc>
+          <w:tcPr>
+            <w:tcW w:type="dxa" w:w="2160"/>
+          </w:tcPr>
+          <w:p>
+            <w:r>
+              <w:t>3</w:t>
+            </w:r>
+          </w:p>
+        </w:tc>
+        <w:tc>
+          <w:tcPr>
+            <w:tcW w:type="dxa" w:w="2160"/>
+          </w:tcPr>
+          <w:p>
+            <w:r>
+              <w:t>Record pressure.</w:t>
+            </w:r>
+          </w:p>
+        </w:tc>
+        <w:tc>
+          <w:tcPr>
+            <w:tcW w:type="dxa" w:w="2160"/>
+          </w:tcPr>
+          <w:p>
+            <w:r>
+              <w:t>Verify result meets acceptance criteria.</w:t>
+            </w:r>
+          </w:p>
+        </w:tc>
+        <w:tc>
+          <w:tcPr>
+            <w:tcW w:type="dxa" w:w="2160"/>
+          </w:tcPr>
+          <w:p>
+            <w:r/>
+          </w:p>
+        </w:tc>
+      </w:tr>
+      <w:tr>
+        <w:tc>
+          <w:tcPr>
+            <w:tcW w:type="dxa" w:w="2160"/>
+          </w:tcPr>
+          <w:p>
+            <w:r>
+              <w:t>4</w:t>
+            </w:r>
+          </w:p>
+        </w:tc>
+        <w:tc>
+          <w:tcPr>
+            <w:tcW w:type="dxa" w:w="2160"/>
+          </w:tcPr>
+          <w:p>
+            <w:r>
+              <w:t>Compare against URS.</w:t>
+            </w:r>
+          </w:p>
+        </w:tc>
+        <w:tc>
+          <w:tcPr>
+            <w:tcW w:type="dxa" w:w="2160"/>
+          </w:tcPr>
+          <w:p>
+            <w:r>
+              <w:t>Verify result meets acceptance criteria.</w:t>
+            </w:r>
+          </w:p>
+        </w:tc>
+        <w:tc>
+          <w:tcPr>
+            <w:tcW w:type="dxa" w:w="2160"/>
+          </w:tcPr>
+          <w:p>
+            <w:r/>
+          </w:p>
+        </w:tc>
+      </w:tr>
+    </w:tbl>
+    <w:p>
+      <w:r>
+        <w:t>- Record pressure.</w:t>
+      </w:r>
+    </w:p>
+    <w:tbl>
+      <w:tblPr>
+        <w:tblStyle w:val="TableGrid"/>
+        <w:tblW w:type="auto" w:w="0"/>
+        <w:tblLook w:firstColumn="1" w:firstRow="1" w:lastColumn="0" w:lastRow="0" w:noHBand="0" w:noVBand="1" w:val="04A0"/>
+      </w:tblPr>
+      <w:tblGrid>
+        <w:gridCol w:w="2160"/>
+        <w:gridCol w:w="2160"/>
+        <w:gridCol w:w="2160"/>
+        <w:gridCol w:w="2160"/>
+      </w:tblGrid>
+      <w:tr>
+        <w:tc>
+          <w:tcPr>
+            <w:tcW w:type="dxa" w:w="2160"/>
+          </w:tcPr>
+          <w:p>
+            <w:r>
+              <w:t>Step</w:t>
+            </w:r>
+          </w:p>
+        </w:tc>
+        <w:tc>
+          <w:tcPr>
+            <w:tcW w:type="dxa" w:w="2160"/>
+          </w:tcPr>
+          <w:p>
+            <w:r>
+              <w:t>Action</w:t>
+            </w:r>
+          </w:p>
+        </w:tc>
+        <w:tc>
+          <w:tcPr>
+            <w:tcW w:type="dxa" w:w="2160"/>
+          </w:tcPr>
+          <w:p>
+            <w:r>
+              <w:t>Expected Result</w:t>
+            </w:r>
+          </w:p>
+        </w:tc>
+        <w:tc>
+          <w:tcPr>
+            <w:tcW w:type="dxa" w:w="2160"/>
+          </w:tcPr>
+          <w:p>
+            <w:r>
+              <w:t>Actual Result</w:t>
+            </w:r>
+          </w:p>
+        </w:tc>
+      </w:tr>
+      <w:tr>
+        <w:tc>
+          <w:tcPr>
+            <w:tcW w:type="dxa" w:w="2160"/>
+          </w:tcPr>
+          <w:p>
+            <w:r>
+              <w:t>1</w:t>
+            </w:r>
+          </w:p>
+        </w:tc>
+        <w:tc>
+          <w:tcPr>
+            <w:tcW w:type="dxa" w:w="2160"/>
+          </w:tcPr>
+          <w:p>
+            <w:r>
+              <w:t>Connect calibrated pressure gauge.</w:t>
+            </w:r>
+          </w:p>
+        </w:tc>
+        <w:tc>
+          <w:tcPr>
+            <w:tcW w:type="dxa" w:w="2160"/>
+          </w:tcPr>
+          <w:p>
+            <w:r>
+              <w:t>Verify result meets acceptance criteria.</w:t>
+            </w:r>
+          </w:p>
+        </w:tc>
+        <w:tc>
+          <w:tcPr>
+            <w:tcW w:type="dxa" w:w="2160"/>
+          </w:tcPr>
+          <w:p>
+            <w:r/>
+          </w:p>
+        </w:tc>
+      </w:tr>
+      <w:tr>
+        <w:tc>
+          <w:tcPr>
+            <w:tcW w:type="dxa" w:w="2160"/>
+          </w:tcPr>
+          <w:p>
+            <w:r>
+              <w:t>2</w:t>
+            </w:r>
+          </w:p>
+        </w:tc>
+        <w:tc>
+          <w:tcPr>
+            <w:tcW w:type="dxa" w:w="2160"/>
+          </w:tcPr>
+          <w:p>
+            <w:r>
+              <w:t>Run operating cycle.</w:t>
+            </w:r>
+          </w:p>
+        </w:tc>
+        <w:tc>
+          <w:tcPr>
+            <w:tcW w:type="dxa" w:w="2160"/>
+          </w:tcPr>
+          <w:p>
+            <w:r>
+              <w:t>Verify result meets acceptance criteria.</w:t>
+            </w:r>
+          </w:p>
+        </w:tc>
+        <w:tc>
+          <w:tcPr>
+            <w:tcW w:type="dxa" w:w="2160"/>
+          </w:tcPr>
+          <w:p>
+            <w:r/>
+          </w:p>
+        </w:tc>
+      </w:tr>
+      <w:tr>
+        <w:tc>
+          <w:tcPr>
+            <w:tcW w:type="dxa" w:w="2160"/>
+          </w:tcPr>
+          <w:p>
+            <w:r>
+              <w:t>3</w:t>
+            </w:r>
+          </w:p>
+        </w:tc>
+        <w:tc>
+          <w:tcPr>
+            <w:tcW w:type="dxa" w:w="2160"/>
+          </w:tcPr>
+          <w:p>
+            <w:r>
+              <w:t>Record pressure.</w:t>
+            </w:r>
+          </w:p>
+        </w:tc>
+        <w:tc>
+          <w:tcPr>
+            <w:tcW w:type="dxa" w:w="2160"/>
+          </w:tcPr>
+          <w:p>
+            <w:r>
+              <w:t>Verify result meets acceptance criteria.</w:t>
+            </w:r>
+          </w:p>
+        </w:tc>
+        <w:tc>
+          <w:tcPr>
+            <w:tcW w:type="dxa" w:w="2160"/>
+          </w:tcPr>
+          <w:p>
+            <w:r/>
+          </w:p>
+        </w:tc>
+      </w:tr>
+      <w:tr>
+        <w:tc>
+          <w:tcPr>
+            <w:tcW w:type="dxa" w:w="2160"/>
+          </w:tcPr>
+          <w:p>
+            <w:r>
+              <w:t>4</w:t>
+            </w:r>
+          </w:p>
+        </w:tc>
+        <w:tc>
+          <w:tcPr>
+            <w:tcW w:type="dxa" w:w="2160"/>
+          </w:tcPr>
+          <w:p>
+            <w:r>
+              <w:t>Compare against URS.</w:t>
+            </w:r>
+          </w:p>
+        </w:tc>
+        <w:tc>
+          <w:tcPr>
+            <w:tcW w:type="dxa" w:w="2160"/>
+          </w:tcPr>
+          <w:p>
+            <w:r>
+              <w:t>Verify result meets acceptance criteria.</w:t>
+            </w:r>
+          </w:p>
+        </w:tc>
+        <w:tc>
+          <w:tcPr>
+            <w:tcW w:type="dxa" w:w="2160"/>
+          </w:tcPr>
+          <w:p>
+            <w:r/>
+          </w:p>
+        </w:tc>
+      </w:tr>
+    </w:tbl>
+    <w:p>
+      <w:r>
+        <w:t>- Compare against URS.</w:t>
+      </w:r>
+    </w:p>
+    <w:tbl>
+      <w:tblPr>
+        <w:tblStyle w:val="TableGrid"/>
+        <w:tblW w:type="auto" w:w="0"/>
+        <w:tblLook w:firstColumn="1" w:firstRow="1" w:lastColumn="0" w:lastRow="0" w:noHBand="0" w:noVBand="1" w:val="04A0"/>
+      </w:tblPr>
+      <w:tblGrid>
+        <w:gridCol w:w="2160"/>
+        <w:gridCol w:w="2160"/>
+        <w:gridCol w:w="2160"/>
+        <w:gridCol w:w="2160"/>
+      </w:tblGrid>
+      <w:tr>
+        <w:tc>
+          <w:tcPr>
+            <w:tcW w:type="dxa" w:w="2160"/>
+          </w:tcPr>
+          <w:p>
+            <w:r>
+              <w:t>Step</w:t>
+            </w:r>
+          </w:p>
+        </w:tc>
+        <w:tc>
+          <w:tcPr>
+            <w:tcW w:type="dxa" w:w="2160"/>
+          </w:tcPr>
+          <w:p>
+            <w:r>
+              <w:t>Action</w:t>
+            </w:r>
+          </w:p>
+        </w:tc>
+        <w:tc>
+          <w:tcPr>
+            <w:tcW w:type="dxa" w:w="2160"/>
+          </w:tcPr>
+          <w:p>
+            <w:r>
+              <w:t>Expected Result</w:t>
+            </w:r>
+          </w:p>
+        </w:tc>
+        <w:tc>
+          <w:tcPr>
+            <w:tcW w:type="dxa" w:w="2160"/>
+          </w:tcPr>
+          <w:p>
+            <w:r>
+              <w:t>Actual Result</w:t>
+            </w:r>
+          </w:p>
+        </w:tc>
+      </w:tr>
+      <w:tr>
+        <w:tc>
+          <w:tcPr>
+            <w:tcW w:type="dxa" w:w="2160"/>
+          </w:tcPr>
+          <w:p>
+            <w:r>
+              <w:t>1</w:t>
+            </w:r>
+          </w:p>
+        </w:tc>
+        <w:tc>
+          <w:tcPr>
+            <w:tcW w:type="dxa" w:w="2160"/>
+          </w:tcPr>
+          <w:p>
+            <w:r>
+              <w:t>Connect calibrated pressure gauge.</w:t>
+            </w:r>
+          </w:p>
+        </w:tc>
+        <w:tc>
+          <w:tcPr>
+            <w:tcW w:type="dxa" w:w="2160"/>
+          </w:tcPr>
+          <w:p>
+            <w:r>
+              <w:t>Verify result meets acceptance criteria.</w:t>
+            </w:r>
+          </w:p>
+        </w:tc>
+        <w:tc>
+          <w:tcPr>
+            <w:tcW w:type="dxa" w:w="2160"/>
+          </w:tcPr>
+          <w:p>
+            <w:r/>
+          </w:p>
+        </w:tc>
+      </w:tr>
+      <w:tr>
+        <w:tc>
+          <w:tcPr>
+            <w:tcW w:type="dxa" w:w="2160"/>
+          </w:tcPr>
+          <w:p>
+            <w:r>
+              <w:t>2</w:t>
+            </w:r>
+          </w:p>
+        </w:tc>
+        <w:tc>
+          <w:tcPr>
+            <w:tcW w:type="dxa" w:w="2160"/>
+          </w:tcPr>
+          <w:p>
+            <w:r>
+              <w:t>Run operating cycle.</w:t>
+            </w:r>
+          </w:p>
+        </w:tc>
+        <w:tc>
+          <w:tcPr>
+            <w:tcW w:type="dxa" w:w="2160"/>
+          </w:tcPr>
+          <w:p>
+            <w:r>
+              <w:t>Verify result meets acceptance criteria.</w:t>
+            </w:r>
+          </w:p>
+        </w:tc>
+        <w:tc>
+          <w:tcPr>
+            <w:tcW w:type="dxa" w:w="2160"/>
+          </w:tcPr>
+          <w:p>
+            <w:r/>
+          </w:p>
+        </w:tc>
+      </w:tr>
+      <w:tr>
+        <w:tc>
+          <w:tcPr>
+            <w:tcW w:type="dxa" w:w="2160"/>
+          </w:tcPr>
+          <w:p>
+            <w:r>
+              <w:t>3</w:t>
+            </w:r>
+          </w:p>
+        </w:tc>
+        <w:tc>
+          <w:tcPr>
+            <w:tcW w:type="dxa" w:w="2160"/>
+          </w:tcPr>
+          <w:p>
+            <w:r>
+              <w:t>Record pressure.</w:t>
+            </w:r>
+          </w:p>
+        </w:tc>
+        <w:tc>
+          <w:tcPr>
+            <w:tcW w:type="dxa" w:w="2160"/>
+          </w:tcPr>
+          <w:p>
+            <w:r>
+              <w:t>Verify result meets acceptance criteria.</w:t>
+            </w:r>
+          </w:p>
+        </w:tc>
+        <w:tc>
+          <w:tcPr>
+            <w:tcW w:type="dxa" w:w="2160"/>
+          </w:tcPr>
+          <w:p>
+            <w:r/>
+          </w:p>
+        </w:tc>
+      </w:tr>
+      <w:tr>
+        <w:tc>
+          <w:tcPr>
+            <w:tcW w:type="dxa" w:w="2160"/>
+          </w:tcPr>
+          <w:p>
+            <w:r>
+              <w:t>4</w:t>
+            </w:r>
+          </w:p>
+        </w:tc>
+        <w:tc>
+          <w:tcPr>
+            <w:tcW w:type="dxa" w:w="2160"/>
+          </w:tcPr>
+          <w:p>
+            <w:r>
+              <w:t>Compare against URS.</w:t>
+            </w:r>
+          </w:p>
+        </w:tc>
+        <w:tc>
+          <w:tcPr>
+            <w:tcW w:type="dxa" w:w="2160"/>
+          </w:tcPr>
+          <w:p>
+            <w:r>
+              <w:t>Verify result meets acceptance criteria.</w:t>
+            </w:r>
+          </w:p>
+        </w:tc>
+        <w:tc>
+          <w:tcPr>
+            <w:tcW w:type="dxa" w:w="2160"/>
+          </w:tcPr>
+          <w:p>
+            <w:r/>
+          </w:p>
+        </w:tc>
+      </w:tr>
+    </w:tbl>
+    <w:p>
+      <w:r>
+        <w:t>Acceptance Criteria:</w:t>
+      </w:r>
+    </w:p>
+    <w:p>
+      <w:r>
+        <w:t>- Pressure remains within specification.</w:t>
+      </w:r>
+    </w:p>
+    <w:p>
+      <w:r>
+        <w:t>Required Evidence:</w:t>
+      </w:r>
+    </w:p>
+    <w:p>
+      <w:r>
+        <w:t>- Pressure trend</w:t>
+      </w:r>
+    </w:p>
+    <w:p>
+      <w:r>
+        <w:t>- Calibration record</w:t>
+      </w:r>
+    </w:p>
+    <w:p>
+      <w:r>
+        <w:t>Recommended Qualification Phase: OQ</w:t>
+      </w:r>
+    </w:p>
+    <w:p>
+      <w:pPr>
+        <w:pStyle w:val="Heading1"/>
+      </w:pPr>
+      <w:r>
+        <w:t>URS-006</w:t>
+      </w:r>
+    </w:p>
+    <w:p>
+      <w:r>
+        <w:t>Requirement:</w:t>
+        <w:br/>
+        <w:t>The safety interlock shall prevent unsafe operation.</w:t>
+      </w:r>
+    </w:p>
+    <w:p>
+      <w:r>
+        <w:t>Objective:</w:t>
+        <w:br/>
+        <w:t>Verify the requirement is satisfied.</w:t>
+      </w:r>
+    </w:p>
+    <w:p>
+      <w:r>
+        <w:t>Procedure:</w:t>
+      </w:r>
+    </w:p>
+    <w:p>
+      <w:r>
+        <w:t>- Execute functional test.</w:t>
+      </w:r>
+    </w:p>
+    <w:tbl>
+      <w:tblPr>
+        <w:tblStyle w:val="TableGrid"/>
+        <w:tblW w:type="auto" w:w="0"/>
+        <w:tblLook w:firstColumn="1" w:firstRow="1" w:lastColumn="0" w:lastRow="0" w:noHBand="0" w:noVBand="1" w:val="04A0"/>
+      </w:tblPr>
+      <w:tblGrid>
+        <w:gridCol w:w="2160"/>
+        <w:gridCol w:w="2160"/>
+        <w:gridCol w:w="2160"/>
+        <w:gridCol w:w="2160"/>
+      </w:tblGrid>
+      <w:tr>
+        <w:tc>
+          <w:tcPr>
+            <w:tcW w:type="dxa" w:w="2160"/>
+          </w:tcPr>
+          <w:p>
+            <w:r>
+              <w:t>Step</w:t>
+            </w:r>
+          </w:p>
+        </w:tc>
+        <w:tc>
+          <w:tcPr>
+            <w:tcW w:type="dxa" w:w="2160"/>
+          </w:tcPr>
+          <w:p>
+            <w:r>
+              <w:t>Action</w:t>
+            </w:r>
+          </w:p>
+        </w:tc>
+        <w:tc>
+          <w:tcPr>
+            <w:tcW w:type="dxa" w:w="2160"/>
+          </w:tcPr>
+          <w:p>
+            <w:r>
+              <w:t>Expected Result</w:t>
+            </w:r>
+          </w:p>
+        </w:tc>
+        <w:tc>
+          <w:tcPr>
+            <w:tcW w:type="dxa" w:w="2160"/>
+          </w:tcPr>
+          <w:p>
+            <w:r>
+              <w:t>Actual Result</w:t>
+            </w:r>
+          </w:p>
+        </w:tc>
+      </w:tr>
+      <w:tr>
+        <w:tc>
+          <w:tcPr>
+            <w:tcW w:type="dxa" w:w="2160"/>
+          </w:tcPr>
+          <w:p>
+            <w:r>
+              <w:t>1</w:t>
+            </w:r>
+          </w:p>
+        </w:tc>
+        <w:tc>
+          <w:tcPr>
+            <w:tcW w:type="dxa" w:w="2160"/>
+          </w:tcPr>
+          <w:p>
+            <w:r>
+              <w:t>Execute functional test.</w:t>
+            </w:r>
+          </w:p>
+        </w:tc>
+        <w:tc>
+          <w:tcPr>
+            <w:tcW w:type="dxa" w:w="2160"/>
+          </w:tcPr>
+          <w:p>
+            <w:r>
+              <w:t>Verify result meets acceptance criteria.</w:t>
+            </w:r>
+          </w:p>
+        </w:tc>
+        <w:tc>
+          <w:tcPr>
+            <w:tcW w:type="dxa" w:w="2160"/>
+          </w:tcPr>
+          <w:p>
+            <w:r/>
+          </w:p>
+        </w:tc>
+      </w:tr>
+      <w:tr>
+        <w:tc>
+          <w:tcPr>
+            <w:tcW w:type="dxa" w:w="2160"/>
+          </w:tcPr>
+          <w:p>
+            <w:r>
+              <w:t>2</w:t>
+            </w:r>
+          </w:p>
+        </w:tc>
+        <w:tc>
+          <w:tcPr>
+            <w:tcW w:type="dxa" w:w="2160"/>
+          </w:tcPr>
+          <w:p>
+            <w:r>
+              <w:t>Observe system behavior.</w:t>
+            </w:r>
+          </w:p>
+        </w:tc>
+        <w:tc>
+          <w:tcPr>
+            <w:tcW w:type="dxa" w:w="2160"/>
+          </w:tcPr>
+          <w:p>
+            <w:r>
+              <w:t>Verify result meets acceptance criteria.</w:t>
+            </w:r>
+          </w:p>
+        </w:tc>
+        <w:tc>
+          <w:tcPr>
+            <w:tcW w:type="dxa" w:w="2160"/>
+          </w:tcPr>
+          <w:p>
+            <w:r/>
+          </w:p>
+        </w:tc>
+      </w:tr>
+      <w:tr>
+        <w:tc>
+          <w:tcPr>
+            <w:tcW w:type="dxa" w:w="2160"/>
+          </w:tcPr>
+          <w:p>
+            <w:r>
+              <w:t>3</w:t>
+            </w:r>
+          </w:p>
+        </w:tc>
+        <w:tc>
+          <w:tcPr>
+            <w:tcW w:type="dxa" w:w="2160"/>
+          </w:tcPr>
+          <w:p>
+            <w:r>
+              <w:t>Document results.</w:t>
+            </w:r>
+          </w:p>
+        </w:tc>
+        <w:tc>
+          <w:tcPr>
+            <w:tcW w:type="dxa" w:w="2160"/>
+          </w:tcPr>
+          <w:p>
+            <w:r>
+              <w:t>Verify result meets acceptance criteria.</w:t>
+            </w:r>
+          </w:p>
+        </w:tc>
+        <w:tc>
+          <w:tcPr>
+            <w:tcW w:type="dxa" w:w="2160"/>
+          </w:tcPr>
+          <w:p>
+            <w:r/>
+          </w:p>
+        </w:tc>
+      </w:tr>
+    </w:tbl>
+    <w:p>
+      <w:r>
+        <w:t>- Observe system behavior.</w:t>
+      </w:r>
+    </w:p>
+    <w:tbl>
+      <w:tblPr>
+        <w:tblStyle w:val="TableGrid"/>
+        <w:tblW w:type="auto" w:w="0"/>
+        <w:tblLook w:firstColumn="1" w:firstRow="1" w:lastColumn="0" w:lastRow="0" w:noHBand="0" w:noVBand="1" w:val="04A0"/>
+      </w:tblPr>
+      <w:tblGrid>
+        <w:gridCol w:w="2160"/>
+        <w:gridCol w:w="2160"/>
+        <w:gridCol w:w="2160"/>
+        <w:gridCol w:w="2160"/>
+      </w:tblGrid>
+      <w:tr>
+        <w:tc>
+          <w:tcPr>
+            <w:tcW w:type="dxa" w:w="2160"/>
+          </w:tcPr>
+          <w:p>
+            <w:r>
+              <w:t>Step</w:t>
+            </w:r>
+          </w:p>
+        </w:tc>
+        <w:tc>
+          <w:tcPr>
+            <w:tcW w:type="dxa" w:w="2160"/>
+          </w:tcPr>
+          <w:p>
+            <w:r>
+              <w:t>Action</w:t>
+            </w:r>
+          </w:p>
+        </w:tc>
+        <w:tc>
+          <w:tcPr>
+            <w:tcW w:type="dxa" w:w="2160"/>
+          </w:tcPr>
+          <w:p>
+            <w:r>
+              <w:t>Expected Result</w:t>
+            </w:r>
+          </w:p>
+        </w:tc>
+        <w:tc>
+          <w:tcPr>
+            <w:tcW w:type="dxa" w:w="2160"/>
+          </w:tcPr>
+          <w:p>
+            <w:r>
+              <w:t>Actual Result</w:t>
+            </w:r>
+          </w:p>
+        </w:tc>
+      </w:tr>
+      <w:tr>
+        <w:tc>
+          <w:tcPr>
+            <w:tcW w:type="dxa" w:w="2160"/>
+          </w:tcPr>
+          <w:p>
+            <w:r>
+              <w:t>1</w:t>
+            </w:r>
+          </w:p>
+        </w:tc>
+        <w:tc>
+          <w:tcPr>
+            <w:tcW w:type="dxa" w:w="2160"/>
+          </w:tcPr>
+          <w:p>
+            <w:r>
+              <w:t>Execute functional test.</w:t>
+            </w:r>
+          </w:p>
+        </w:tc>
+        <w:tc>
+          <w:tcPr>
+            <w:tcW w:type="dxa" w:w="2160"/>
+          </w:tcPr>
+          <w:p>
+            <w:r>
+              <w:t>Verify result meets acceptance criteria.</w:t>
+            </w:r>
+          </w:p>
+        </w:tc>
+        <w:tc>
+          <w:tcPr>
+            <w:tcW w:type="dxa" w:w="2160"/>
+          </w:tcPr>
+          <w:p>
+            <w:r/>
+          </w:p>
+        </w:tc>
+      </w:tr>
+      <w:tr>
+        <w:tc>
+          <w:tcPr>
+            <w:tcW w:type="dxa" w:w="2160"/>
+          </w:tcPr>
+          <w:p>
+            <w:r>
+              <w:t>2</w:t>
+            </w:r>
+          </w:p>
+        </w:tc>
+        <w:tc>
+          <w:tcPr>
+            <w:tcW w:type="dxa" w:w="2160"/>
+          </w:tcPr>
+          <w:p>
+            <w:r>
+              <w:t>Observe system behavior.</w:t>
+            </w:r>
+          </w:p>
+        </w:tc>
+        <w:tc>
+          <w:tcPr>
+            <w:tcW w:type="dxa" w:w="2160"/>
+          </w:tcPr>
+          <w:p>
+            <w:r>
+              <w:t>Verify result meets acceptance criteria.</w:t>
+            </w:r>
+          </w:p>
+        </w:tc>
+        <w:tc>
+          <w:tcPr>
+            <w:tcW w:type="dxa" w:w="2160"/>
+          </w:tcPr>
+          <w:p>
+            <w:r/>
+          </w:p>
+        </w:tc>
+      </w:tr>
+      <w:tr>
+        <w:tc>
+          <w:tcPr>
+            <w:tcW w:type="dxa" w:w="2160"/>
+          </w:tcPr>
+          <w:p>
+            <w:r>
+              <w:t>3</w:t>
+            </w:r>
+          </w:p>
+        </w:tc>
+        <w:tc>
+          <w:tcPr>
+            <w:tcW w:type="dxa" w:w="2160"/>
+          </w:tcPr>
+          <w:p>
+            <w:r>
+              <w:t>Document results.</w:t>
+            </w:r>
+          </w:p>
+        </w:tc>
+        <w:tc>
+          <w:tcPr>
+            <w:tcW w:type="dxa" w:w="2160"/>
+          </w:tcPr>
+          <w:p>
+            <w:r>
+              <w:t>Verify result meets acceptance criteria.</w:t>
+            </w:r>
+          </w:p>
+        </w:tc>
+        <w:tc>
+          <w:tcPr>
+            <w:tcW w:type="dxa" w:w="2160"/>
+          </w:tcPr>
+          <w:p>
+            <w:r/>
+          </w:p>
+        </w:tc>
+      </w:tr>
+    </w:tbl>
+    <w:p>
+      <w:r>
+        <w:t>- Document results.</w:t>
+      </w:r>
+    </w:p>
+    <w:tbl>
+      <w:tblPr>
+        <w:tblStyle w:val="TableGrid"/>
+        <w:tblW w:type="auto" w:w="0"/>
+        <w:tblLook w:firstColumn="1" w:firstRow="1" w:lastColumn="0" w:lastRow="0" w:noHBand="0" w:noVBand="1" w:val="04A0"/>
+      </w:tblPr>
+      <w:tblGrid>
+        <w:gridCol w:w="2160"/>
+        <w:gridCol w:w="2160"/>
+        <w:gridCol w:w="2160"/>
+        <w:gridCol w:w="2160"/>
+      </w:tblGrid>
+      <w:tr>
+        <w:tc>
+          <w:tcPr>
+            <w:tcW w:type="dxa" w:w="2160"/>
+          </w:tcPr>
+          <w:p>
+            <w:r>
+              <w:t>Step</w:t>
+            </w:r>
+          </w:p>
+        </w:tc>
+        <w:tc>
+          <w:tcPr>
+            <w:tcW w:type="dxa" w:w="2160"/>
+          </w:tcPr>
+          <w:p>
+            <w:r>
+              <w:t>Action</w:t>
+            </w:r>
+          </w:p>
+        </w:tc>
+        <w:tc>
+          <w:tcPr>
+            <w:tcW w:type="dxa" w:w="2160"/>
+          </w:tcPr>
+          <w:p>
+            <w:r>
+              <w:t>Expected Result</w:t>
+            </w:r>
+          </w:p>
+        </w:tc>
+        <w:tc>
+          <w:tcPr>
+            <w:tcW w:type="dxa" w:w="2160"/>
+          </w:tcPr>
+          <w:p>
+            <w:r>
+              <w:t>Actual Result</w:t>
+            </w:r>
+          </w:p>
+        </w:tc>
+      </w:tr>
+      <w:tr>
+        <w:tc>
+          <w:tcPr>
+            <w:tcW w:type="dxa" w:w="2160"/>
+          </w:tcPr>
+          <w:p>
+            <w:r>
+              <w:t>1</w:t>
+            </w:r>
+          </w:p>
+        </w:tc>
+        <w:tc>
+          <w:tcPr>
+            <w:tcW w:type="dxa" w:w="2160"/>
+          </w:tcPr>
+          <w:p>
+            <w:r>
+              <w:t>Execute functional test.</w:t>
+            </w:r>
+          </w:p>
+        </w:tc>
+        <w:tc>
+          <w:tcPr>
+            <w:tcW w:type="dxa" w:w="2160"/>
+          </w:tcPr>
+          <w:p>
+            <w:r>
+              <w:t>Verify result meets acceptance criteria.</w:t>
+            </w:r>
+          </w:p>
+        </w:tc>
+        <w:tc>
+          <w:tcPr>
+            <w:tcW w:type="dxa" w:w="2160"/>
+          </w:tcPr>
+          <w:p>
+            <w:r/>
+          </w:p>
+        </w:tc>
+      </w:tr>
+      <w:tr>
+        <w:tc>
+          <w:tcPr>
+            <w:tcW w:type="dxa" w:w="2160"/>
+          </w:tcPr>
+          <w:p>
+            <w:r>
+              <w:t>2</w:t>
+            </w:r>
+          </w:p>
+        </w:tc>
+        <w:tc>
+          <w:tcPr>
+            <w:tcW w:type="dxa" w:w="2160"/>
+          </w:tcPr>
+          <w:p>
+            <w:r>
+              <w:t>Observe system behavior.</w:t>
+            </w:r>
+          </w:p>
+        </w:tc>
+        <w:tc>
+          <w:tcPr>
+            <w:tcW w:type="dxa" w:w="2160"/>
+          </w:tcPr>
+          <w:p>
+            <w:r>
+              <w:t>Verify result meets acceptance criteria.</w:t>
+            </w:r>
+          </w:p>
+        </w:tc>
+        <w:tc>
+          <w:tcPr>
+            <w:tcW w:type="dxa" w:w="2160"/>
+          </w:tcPr>
+          <w:p>
+            <w:r/>
+          </w:p>
+        </w:tc>
+      </w:tr>
+      <w:tr>
+        <w:tc>
+          <w:tcPr>
+            <w:tcW w:type="dxa" w:w="2160"/>
+          </w:tcPr>
+          <w:p>
+            <w:r>
+              <w:t>3</w:t>
+            </w:r>
+          </w:p>
+        </w:tc>
+        <w:tc>
+          <w:tcPr>
+            <w:tcW w:type="dxa" w:w="2160"/>
+          </w:tcPr>
+          <w:p>
+            <w:r>
+              <w:t>Document results.</w:t>
+            </w:r>
+          </w:p>
+        </w:tc>
+        <w:tc>
+          <w:tcPr>
+            <w:tcW w:type="dxa" w:w="2160"/>
+          </w:tcPr>
+          <w:p>
+            <w:r>
+              <w:t>Verify result meets acceptance criteria.</w:t>
+            </w:r>
+          </w:p>
+        </w:tc>
+        <w:tc>
+          <w:tcPr>
+            <w:tcW w:type="dxa" w:w="2160"/>
+          </w:tcPr>
+          <w:p>
+            <w:r/>
+          </w:p>
+        </w:tc>
+      </w:tr>
+    </w:tbl>
+    <w:p>
+      <w:r>
+        <w:t>Acceptance Criteria:</w:t>
+      </w:r>
+    </w:p>
+    <w:p>
+      <w:r>
+        <w:t>- Requirement successfully demonstrated.</w:t>
+      </w:r>
+    </w:p>
+    <w:p>
+      <w:r>
+        <w:t>Required Evidence:</w:t>
+      </w:r>
+    </w:p>
+    <w:p>
+      <w:r>
+        <w:t>- Executed protocol</w:t>
+      </w:r>
+    </w:p>
+    <w:p>
+      <w:r>
+        <w:t>Recommended Qualification Phase: OQ</w:t>
+      </w:r>
+    </w:p>
+    <w:p>
+      <w:pPr>
+        <w:pStyle w:val="Heading1"/>
+      </w:pPr>
+      <w:r>
+        <w:t>URS-007</w:t>
+      </w:r>
+    </w:p>
+    <w:p>
+      <w:r>
+        <w:t>Requirement:</w:t>
+        <w:br/>
+        <w:t>The operator shall complete training before use.</w:t>
+      </w:r>
+    </w:p>
+    <w:p>
+      <w:r>
+        <w:t>Objective:</w:t>
+        <w:br/>
+        <w:t>Verify the requirement is satisfied.</w:t>
+      </w:r>
+    </w:p>
+    <w:p>
+      <w:r>
+        <w:t>Procedure:</w:t>
+      </w:r>
+    </w:p>
+    <w:p>
+      <w:r>
+        <w:t>- Execute functional test.</w:t>
+      </w:r>
+    </w:p>
+    <w:tbl>
+      <w:tblPr>
+        <w:tblStyle w:val="TableGrid"/>
+        <w:tblW w:type="auto" w:w="0"/>
+        <w:tblLook w:firstColumn="1" w:firstRow="1" w:lastColumn="0" w:lastRow="0" w:noHBand="0" w:noVBand="1" w:val="04A0"/>
+      </w:tblPr>
+      <w:tblGrid>
+        <w:gridCol w:w="2160"/>
+        <w:gridCol w:w="2160"/>
+        <w:gridCol w:w="2160"/>
+        <w:gridCol w:w="2160"/>
+      </w:tblGrid>
+      <w:tr>
+        <w:tc>
+          <w:tcPr>
+            <w:tcW w:type="dxa" w:w="2160"/>
+          </w:tcPr>
+          <w:p>
+            <w:r>
+              <w:t>Step</w:t>
+            </w:r>
+          </w:p>
+        </w:tc>
+        <w:tc>
+          <w:tcPr>
+            <w:tcW w:type="dxa" w:w="2160"/>
+          </w:tcPr>
+          <w:p>
+            <w:r>
+              <w:t>Action</w:t>
+            </w:r>
+          </w:p>
+        </w:tc>
+        <w:tc>
+          <w:tcPr>
+            <w:tcW w:type="dxa" w:w="2160"/>
+          </w:tcPr>
+          <w:p>
+            <w:r>
+              <w:t>Expected Result</w:t>
+            </w:r>
+          </w:p>
+        </w:tc>
+        <w:tc>
+          <w:tcPr>
+            <w:tcW w:type="dxa" w:w="2160"/>
+          </w:tcPr>
+          <w:p>
+            <w:r>
+              <w:t>Actual Result</w:t>
+            </w:r>
+          </w:p>
+        </w:tc>
+      </w:tr>
+      <w:tr>
+        <w:tc>
+          <w:tcPr>
+            <w:tcW w:type="dxa" w:w="2160"/>
+          </w:tcPr>
+          <w:p>
+            <w:r>
+              <w:t>1</w:t>
+            </w:r>
+          </w:p>
+        </w:tc>
+        <w:tc>
+          <w:tcPr>
+            <w:tcW w:type="dxa" w:w="2160"/>
+          </w:tcPr>
+          <w:p>
+            <w:r>
+              <w:t>Execute functional test.</w:t>
+            </w:r>
+          </w:p>
+        </w:tc>
+        <w:tc>
+          <w:tcPr>
+            <w:tcW w:type="dxa" w:w="2160"/>
+          </w:tcPr>
+          <w:p>
+            <w:r>
+              <w:t>Verify result meets acceptance criteria.</w:t>
+            </w:r>
+          </w:p>
+        </w:tc>
+        <w:tc>
+          <w:tcPr>
+            <w:tcW w:type="dxa" w:w="2160"/>
+          </w:tcPr>
+          <w:p>
+            <w:r/>
+          </w:p>
+        </w:tc>
+      </w:tr>
+      <w:tr>
+        <w:tc>
+          <w:tcPr>
+            <w:tcW w:type="dxa" w:w="2160"/>
+          </w:tcPr>
+          <w:p>
+            <w:r>
+              <w:t>2</w:t>
+            </w:r>
+          </w:p>
+        </w:tc>
+        <w:tc>
+          <w:tcPr>
+            <w:tcW w:type="dxa" w:w="2160"/>
+          </w:tcPr>
+          <w:p>
+            <w:r>
+              <w:t>Observe system behavior.</w:t>
+            </w:r>
+          </w:p>
+        </w:tc>
+        <w:tc>
+          <w:tcPr>
+            <w:tcW w:type="dxa" w:w="2160"/>
+          </w:tcPr>
+          <w:p>
+            <w:r>
+              <w:t>Verify result meets acceptance criteria.</w:t>
+            </w:r>
+          </w:p>
+        </w:tc>
+        <w:tc>
+          <w:tcPr>
+            <w:tcW w:type="dxa" w:w="2160"/>
+          </w:tcPr>
+          <w:p>
+            <w:r/>
+          </w:p>
+        </w:tc>
+      </w:tr>
+      <w:tr>
+        <w:tc>
+          <w:tcPr>
+            <w:tcW w:type="dxa" w:w="2160"/>
+          </w:tcPr>
+          <w:p>
+            <w:r>
+              <w:t>3</w:t>
+            </w:r>
+          </w:p>
+        </w:tc>
+        <w:tc>
+          <w:tcPr>
+            <w:tcW w:type="dxa" w:w="2160"/>
+          </w:tcPr>
+          <w:p>
+            <w:r>
+              <w:t>Document results.</w:t>
+            </w:r>
+          </w:p>
+        </w:tc>
+        <w:tc>
+          <w:tcPr>
+            <w:tcW w:type="dxa" w:w="2160"/>
+          </w:tcPr>
+          <w:p>
+            <w:r>
+              <w:t>Verify result meets acceptance criteria.</w:t>
+            </w:r>
+          </w:p>
+        </w:tc>
+        <w:tc>
+          <w:tcPr>
+            <w:tcW w:type="dxa" w:w="2160"/>
+          </w:tcPr>
+          <w:p>
+            <w:r/>
+          </w:p>
+        </w:tc>
+      </w:tr>
+    </w:tbl>
+    <w:p>
+      <w:r>
+        <w:t>- Observe system behavior.</w:t>
+      </w:r>
+    </w:p>
+    <w:tbl>
+      <w:tblPr>
+        <w:tblStyle w:val="TableGrid"/>
+        <w:tblW w:type="auto" w:w="0"/>
+        <w:tblLook w:firstColumn="1" w:firstRow="1" w:lastColumn="0" w:lastRow="0" w:noHBand="0" w:noVBand="1" w:val="04A0"/>
+      </w:tblPr>
+      <w:tblGrid>
+        <w:gridCol w:w="2160"/>
+        <w:gridCol w:w="2160"/>
+        <w:gridCol w:w="2160"/>
+        <w:gridCol w:w="2160"/>
+      </w:tblGrid>
+      <w:tr>
+        <w:tc>
+          <w:tcPr>
+            <w:tcW w:type="dxa" w:w="2160"/>
+          </w:tcPr>
+          <w:p>
+            <w:r>
+              <w:t>Step</w:t>
+            </w:r>
+          </w:p>
+        </w:tc>
+        <w:tc>
+          <w:tcPr>
+            <w:tcW w:type="dxa" w:w="2160"/>
+          </w:tcPr>
+          <w:p>
+            <w:r>
+              <w:t>Action</w:t>
+            </w:r>
+          </w:p>
+        </w:tc>
+        <w:tc>
+          <w:tcPr>
+            <w:tcW w:type="dxa" w:w="2160"/>
+          </w:tcPr>
+          <w:p>
+            <w:r>
+              <w:t>Expected Result</w:t>
+            </w:r>
+          </w:p>
+        </w:tc>
+        <w:tc>
+          <w:tcPr>
+            <w:tcW w:type="dxa" w:w="2160"/>
+          </w:tcPr>
+          <w:p>
+            <w:r>
+              <w:t>Actual Result</w:t>
+            </w:r>
+          </w:p>
+        </w:tc>
+      </w:tr>
+      <w:tr>
+        <w:tc>
+          <w:tcPr>
+            <w:tcW w:type="dxa" w:w="2160"/>
+          </w:tcPr>
+          <w:p>
+            <w:r>
+              <w:t>1</w:t>
+            </w:r>
+          </w:p>
+        </w:tc>
+        <w:tc>
+          <w:tcPr>
+            <w:tcW w:type="dxa" w:w="2160"/>
+          </w:tcPr>
+          <w:p>
+            <w:r>
+              <w:t>Execute functional test.</w:t>
+            </w:r>
+          </w:p>
+        </w:tc>
+        <w:tc>
+          <w:tcPr>
+            <w:tcW w:type="dxa" w:w="2160"/>
+          </w:tcPr>
+          <w:p>
+            <w:r>
+              <w:t>Verify result meets acceptance criteria.</w:t>
+            </w:r>
+          </w:p>
+        </w:tc>
+        <w:tc>
+          <w:tcPr>
+            <w:tcW w:type="dxa" w:w="2160"/>
+          </w:tcPr>
+          <w:p>
+            <w:r/>
+          </w:p>
+        </w:tc>
+      </w:tr>
+      <w:tr>
+        <w:tc>
+          <w:tcPr>
+            <w:tcW w:type="dxa" w:w="2160"/>
+          </w:tcPr>
+          <w:p>
+            <w:r>
+              <w:t>2</w:t>
+            </w:r>
+          </w:p>
+        </w:tc>
+        <w:tc>
+          <w:tcPr>
+            <w:tcW w:type="dxa" w:w="2160"/>
+          </w:tcPr>
+          <w:p>
+            <w:r>
+              <w:t>Observe system behavior.</w:t>
+            </w:r>
+          </w:p>
+        </w:tc>
+        <w:tc>
+          <w:tcPr>
+            <w:tcW w:type="dxa" w:w="2160"/>
+          </w:tcPr>
+          <w:p>
+            <w:r>
+              <w:t>Verify result meets acceptance criteria.</w:t>
+            </w:r>
+          </w:p>
+        </w:tc>
+        <w:tc>
+          <w:tcPr>
+            <w:tcW w:type="dxa" w:w="2160"/>
+          </w:tcPr>
+          <w:p>
+            <w:r/>
+          </w:p>
+        </w:tc>
+      </w:tr>
+      <w:tr>
+        <w:tc>
+          <w:tcPr>
+            <w:tcW w:type="dxa" w:w="2160"/>
+          </w:tcPr>
+          <w:p>
+            <w:r>
+              <w:t>3</w:t>
+            </w:r>
+          </w:p>
+        </w:tc>
+        <w:tc>
+          <w:tcPr>
+            <w:tcW w:type="dxa" w:w="2160"/>
+          </w:tcPr>
+          <w:p>
+            <w:r>
+              <w:t>Document results.</w:t>
+            </w:r>
+          </w:p>
+        </w:tc>
+        <w:tc>
+          <w:tcPr>
+            <w:tcW w:type="dxa" w:w="2160"/>
+          </w:tcPr>
+          <w:p>
+            <w:r>
+              <w:t>Verify result meets acceptance criteria.</w:t>
+            </w:r>
+          </w:p>
+        </w:tc>
+        <w:tc>
+          <w:tcPr>
+            <w:tcW w:type="dxa" w:w="2160"/>
+          </w:tcPr>
+          <w:p>
+            <w:r/>
+          </w:p>
+        </w:tc>
+      </w:tr>
+    </w:tbl>
+    <w:p>
+      <w:r>
+        <w:t>- Document results.</w:t>
+      </w:r>
+    </w:p>
+    <w:tbl>
+      <w:tblPr>
+        <w:tblStyle w:val="TableGrid"/>
+        <w:tblW w:type="auto" w:w="0"/>
+        <w:tblLook w:firstColumn="1" w:firstRow="1" w:lastColumn="0" w:lastRow="0" w:noHBand="0" w:noVBand="1" w:val="04A0"/>
+      </w:tblPr>
+      <w:tblGrid>
+        <w:gridCol w:w="2160"/>
+        <w:gridCol w:w="2160"/>
+        <w:gridCol w:w="2160"/>
+        <w:gridCol w:w="2160"/>
+      </w:tblGrid>
+      <w:tr>
+        <w:tc>
+          <w:tcPr>
+            <w:tcW w:type="dxa" w:w="2160"/>
+          </w:tcPr>
+          <w:p>
+            <w:r>
+              <w:t>Step</w:t>
+            </w:r>
+          </w:p>
+        </w:tc>
+        <w:tc>
+          <w:tcPr>
+            <w:tcW w:type="dxa" w:w="2160"/>
+          </w:tcPr>
+          <w:p>
+            <w:r>
+              <w:t>Action</w:t>
+            </w:r>
+          </w:p>
+        </w:tc>
+        <w:tc>
+          <w:tcPr>
+            <w:tcW w:type="dxa" w:w="2160"/>
+          </w:tcPr>
+          <w:p>
+            <w:r>
+              <w:t>Expected Result</w:t>
+            </w:r>
+          </w:p>
+        </w:tc>
+        <w:tc>
+          <w:tcPr>
+            <w:tcW w:type="dxa" w:w="2160"/>
+          </w:tcPr>
+          <w:p>
+            <w:r>
+              <w:t>Actual Result</w:t>
+            </w:r>
+          </w:p>
+        </w:tc>
+      </w:tr>
+      <w:tr>
+        <w:tc>
+          <w:tcPr>
+            <w:tcW w:type="dxa" w:w="2160"/>
+          </w:tcPr>
+          <w:p>
+            <w:r>
+              <w:t>1</w:t>
+            </w:r>
+          </w:p>
+        </w:tc>
+        <w:tc>
+          <w:tcPr>
+            <w:tcW w:type="dxa" w:w="2160"/>
+          </w:tcPr>
+          <w:p>
+            <w:r>
+              <w:t>Execute functional test.</w:t>
+            </w:r>
+          </w:p>
+        </w:tc>
+        <w:tc>
+          <w:tcPr>
+            <w:tcW w:type="dxa" w:w="2160"/>
+          </w:tcPr>
+          <w:p>
+            <w:r>
+              <w:t>Verify result meets acceptance criteria.</w:t>
+            </w:r>
+          </w:p>
+        </w:tc>
+        <w:tc>
+          <w:tcPr>
+            <w:tcW w:type="dxa" w:w="2160"/>
+          </w:tcPr>
+          <w:p>
+            <w:r/>
+          </w:p>
+        </w:tc>
+      </w:tr>
+      <w:tr>
+        <w:tc>
+          <w:tcPr>
+            <w:tcW w:type="dxa" w:w="2160"/>
+          </w:tcPr>
+          <w:p>
+            <w:r>
+              <w:t>2</w:t>
+            </w:r>
+          </w:p>
+        </w:tc>
+        <w:tc>
+          <w:tcPr>
+            <w:tcW w:type="dxa" w:w="2160"/>
+          </w:tcPr>
+          <w:p>
+            <w:r>
+              <w:t>Observe system behavior.</w:t>
+            </w:r>
+          </w:p>
+        </w:tc>
+        <w:tc>
+          <w:tcPr>
+            <w:tcW w:type="dxa" w:w="2160"/>
+          </w:tcPr>
+          <w:p>
+            <w:r>
+              <w:t>Verify result meets acceptance criteria.</w:t>
+            </w:r>
+          </w:p>
+        </w:tc>
+        <w:tc>
+          <w:tcPr>
+            <w:tcW w:type="dxa" w:w="2160"/>
+          </w:tcPr>
+          <w:p>
+            <w:r/>
+          </w:p>
+        </w:tc>
+      </w:tr>
+      <w:tr>
+        <w:tc>
+          <w:tcPr>
+            <w:tcW w:type="dxa" w:w="2160"/>
+          </w:tcPr>
+          <w:p>
+            <w:r>
+              <w:t>3</w:t>
+            </w:r>
+          </w:p>
+        </w:tc>
+        <w:tc>
+          <w:tcPr>
+            <w:tcW w:type="dxa" w:w="2160"/>
+          </w:tcPr>
+          <w:p>
+            <w:r>
+              <w:t>Document results.</w:t>
+            </w:r>
+          </w:p>
+        </w:tc>
+        <w:tc>
+          <w:tcPr>
+            <w:tcW w:type="dxa" w:w="2160"/>
+          </w:tcPr>
+          <w:p>
+            <w:r>
+              <w:t>Verify result meets acceptance criteria.</w:t>
+            </w:r>
+          </w:p>
+        </w:tc>
+        <w:tc>
+          <w:tcPr>
+            <w:tcW w:type="dxa" w:w="2160"/>
+          </w:tcPr>
+          <w:p>
+            <w:r/>
+          </w:p>
+        </w:tc>
+      </w:tr>
+    </w:tbl>
+    <w:p>
+      <w:r>
+        <w:t>Acceptance Criteria:</w:t>
+      </w:r>
+    </w:p>
+    <w:p>
+      <w:r>
+        <w:t>- Requirement successfully demonstrated.</w:t>
+      </w:r>
+    </w:p>
+    <w:p>
+      <w:r>
+        <w:t>Required Evidence:</w:t>
+      </w:r>
+    </w:p>
+    <w:p>
+      <w:r>
+        <w:t>- Executed protocol</w:t>
+      </w:r>
+    </w:p>
+    <w:p>
+      <w:r>
+        <w:t>Recommended Qualification Phase: SOP / Training</w:t>
       </w:r>
     </w:p>
     <w:p>

--- a/OQ_Protocol.docx
+++ b/OQ_Protocol.docx
@@ -838,7 +838,254 @@
         <w:pStyle w:val="Heading1"/>
       </w:pPr>
       <w:r>
-        <w:t>URS-101</w:t>
+        <w:t>URS-001</w:t>
+      </w:r>
+    </w:p>
+    <w:p>
+      <w:r>
+        <w:t>Requirement:</w:t>
+        <w:br/>
+        <w:t>The washer shall complete a validated cleaning cycle.</w:t>
+      </w:r>
+    </w:p>
+    <w:p>
+      <w:r>
+        <w:t>Objective:</w:t>
+        <w:br/>
+        <w:t>Verify the requirement is satisfied.</w:t>
+      </w:r>
+    </w:p>
+    <w:tbl>
+      <w:tblPr>
+        <w:tblStyle w:val="TableGrid"/>
+        <w:tblW w:type="auto" w:w="0"/>
+        <w:tblLook w:firstColumn="1" w:firstRow="1" w:lastColumn="0" w:lastRow="0" w:noHBand="0" w:noVBand="1" w:val="04A0"/>
+      </w:tblPr>
+      <w:tblGrid>
+        <w:gridCol w:w="1728"/>
+        <w:gridCol w:w="1728"/>
+        <w:gridCol w:w="1728"/>
+        <w:gridCol w:w="1728"/>
+        <w:gridCol w:w="1728"/>
+      </w:tblGrid>
+      <w:tr>
+        <w:tc>
+          <w:tcPr>
+            <w:tcW w:type="dxa" w:w="1728"/>
+          </w:tcPr>
+          <w:p>
+            <w:r>
+              <w:t>Step</w:t>
+            </w:r>
+          </w:p>
+        </w:tc>
+        <w:tc>
+          <w:tcPr>
+            <w:tcW w:type="dxa" w:w="1728"/>
+          </w:tcPr>
+          <w:p>
+            <w:r>
+              <w:t>Action</w:t>
+            </w:r>
+          </w:p>
+        </w:tc>
+        <w:tc>
+          <w:tcPr>
+            <w:tcW w:type="dxa" w:w="1728"/>
+          </w:tcPr>
+          <w:p>
+            <w:r>
+              <w:t>Expected Result</w:t>
+            </w:r>
+          </w:p>
+        </w:tc>
+        <w:tc>
+          <w:tcPr>
+            <w:tcW w:type="dxa" w:w="1728"/>
+          </w:tcPr>
+          <w:p>
+            <w:r>
+              <w:t>Actual Result</w:t>
+            </w:r>
+          </w:p>
+        </w:tc>
+        <w:tc>
+          <w:tcPr>
+            <w:tcW w:type="dxa" w:w="1728"/>
+          </w:tcPr>
+          <w:p>
+            <w:r>
+              <w:t>Pass / Fail</w:t>
+            </w:r>
+          </w:p>
+        </w:tc>
+      </w:tr>
+      <w:tr>
+        <w:tc>
+          <w:tcPr>
+            <w:tcW w:type="dxa" w:w="1728"/>
+          </w:tcPr>
+          <w:p>
+            <w:r>
+              <w:t>1</w:t>
+            </w:r>
+          </w:p>
+        </w:tc>
+        <w:tc>
+          <w:tcPr>
+            <w:tcW w:type="dxa" w:w="1728"/>
+          </w:tcPr>
+          <w:p>
+            <w:r>
+              <w:t>Execute functional test.</w:t>
+            </w:r>
+          </w:p>
+        </w:tc>
+        <w:tc>
+          <w:tcPr>
+            <w:tcW w:type="dxa" w:w="1728"/>
+          </w:tcPr>
+          <w:p>
+            <w:r>
+              <w:t>Result meets acceptance criteria.</w:t>
+            </w:r>
+          </w:p>
+        </w:tc>
+        <w:tc>
+          <w:tcPr>
+            <w:tcW w:type="dxa" w:w="1728"/>
+          </w:tcPr>
+          <w:p>
+            <w:r/>
+          </w:p>
+        </w:tc>
+        <w:tc>
+          <w:tcPr>
+            <w:tcW w:type="dxa" w:w="1728"/>
+          </w:tcPr>
+          <w:p>
+            <w:r/>
+          </w:p>
+        </w:tc>
+      </w:tr>
+      <w:tr>
+        <w:tc>
+          <w:tcPr>
+            <w:tcW w:type="dxa" w:w="1728"/>
+          </w:tcPr>
+          <w:p>
+            <w:r>
+              <w:t>2</w:t>
+            </w:r>
+          </w:p>
+        </w:tc>
+        <w:tc>
+          <w:tcPr>
+            <w:tcW w:type="dxa" w:w="1728"/>
+          </w:tcPr>
+          <w:p>
+            <w:r>
+              <w:t>Observe system behavior.</w:t>
+            </w:r>
+          </w:p>
+        </w:tc>
+        <w:tc>
+          <w:tcPr>
+            <w:tcW w:type="dxa" w:w="1728"/>
+          </w:tcPr>
+          <w:p>
+            <w:r>
+              <w:t>Result meets acceptance criteria.</w:t>
+            </w:r>
+          </w:p>
+        </w:tc>
+        <w:tc>
+          <w:tcPr>
+            <w:tcW w:type="dxa" w:w="1728"/>
+          </w:tcPr>
+          <w:p>
+            <w:r/>
+          </w:p>
+        </w:tc>
+        <w:tc>
+          <w:tcPr>
+            <w:tcW w:type="dxa" w:w="1728"/>
+          </w:tcPr>
+          <w:p>
+            <w:r/>
+          </w:p>
+        </w:tc>
+      </w:tr>
+      <w:tr>
+        <w:tc>
+          <w:tcPr>
+            <w:tcW w:type="dxa" w:w="1728"/>
+          </w:tcPr>
+          <w:p>
+            <w:r>
+              <w:t>3</w:t>
+            </w:r>
+          </w:p>
+        </w:tc>
+        <w:tc>
+          <w:tcPr>
+            <w:tcW w:type="dxa" w:w="1728"/>
+          </w:tcPr>
+          <w:p>
+            <w:r>
+              <w:t>Document results.</w:t>
+            </w:r>
+          </w:p>
+        </w:tc>
+        <w:tc>
+          <w:tcPr>
+            <w:tcW w:type="dxa" w:w="1728"/>
+          </w:tcPr>
+          <w:p>
+            <w:r>
+              <w:t>Result meets acceptance criteria.</w:t>
+            </w:r>
+          </w:p>
+        </w:tc>
+        <w:tc>
+          <w:tcPr>
+            <w:tcW w:type="dxa" w:w="1728"/>
+          </w:tcPr>
+          <w:p>
+            <w:r/>
+          </w:p>
+        </w:tc>
+        <w:tc>
+          <w:tcPr>
+            <w:tcW w:type="dxa" w:w="1728"/>
+          </w:tcPr>
+          <w:p>
+            <w:r/>
+          </w:p>
+        </w:tc>
+      </w:tr>
+    </w:tbl>
+    <w:p>
+      <w:r>
+        <w:t>Acceptance Criteria:</w:t>
+      </w:r>
+    </w:p>
+    <w:p>
+      <w:r>
+        <w:t>• Requirement successfully demonstrated.</w:t>
+      </w:r>
+    </w:p>
+    <w:p>
+      <w:r>
+        <w:t>Qualification Phase: OQ / PQ</w:t>
+      </w:r>
+    </w:p>
+    <w:p>
+      <w:pPr>
+        <w:pStyle w:val="Heading1"/>
+      </w:pPr>
+      <w:r>
+        <w:t>URS-002</w:t>
       </w:r>
     </w:p>
     <w:p>
@@ -1143,559 +1390,7 @@
         <w:pStyle w:val="Heading1"/>
       </w:pPr>
       <w:r>
-        <w:t>URS-002</w:t>
-      </w:r>
-    </w:p>
-    <w:p>
-      <w:r>
-        <w:t>Requirement:</w:t>
-        <w:br/>
-        <w:t>The washer shall complete a validated cleaning cycle.</w:t>
-      </w:r>
-    </w:p>
-    <w:p>
-      <w:r>
-        <w:t>Objective:</w:t>
-        <w:br/>
-        <w:t>Verify the requirement is satisfied.</w:t>
-      </w:r>
-    </w:p>
-    <w:tbl>
-      <w:tblPr>
-        <w:tblStyle w:val="TableGrid"/>
-        <w:tblW w:type="auto" w:w="0"/>
-        <w:tblLook w:firstColumn="1" w:firstRow="1" w:lastColumn="0" w:lastRow="0" w:noHBand="0" w:noVBand="1" w:val="04A0"/>
-      </w:tblPr>
-      <w:tblGrid>
-        <w:gridCol w:w="1728"/>
-        <w:gridCol w:w="1728"/>
-        <w:gridCol w:w="1728"/>
-        <w:gridCol w:w="1728"/>
-        <w:gridCol w:w="1728"/>
-      </w:tblGrid>
-      <w:tr>
-        <w:tc>
-          <w:tcPr>
-            <w:tcW w:type="dxa" w:w="1728"/>
-          </w:tcPr>
-          <w:p>
-            <w:r>
-              <w:t>Step</w:t>
-            </w:r>
-          </w:p>
-        </w:tc>
-        <w:tc>
-          <w:tcPr>
-            <w:tcW w:type="dxa" w:w="1728"/>
-          </w:tcPr>
-          <w:p>
-            <w:r>
-              <w:t>Action</w:t>
-            </w:r>
-          </w:p>
-        </w:tc>
-        <w:tc>
-          <w:tcPr>
-            <w:tcW w:type="dxa" w:w="1728"/>
-          </w:tcPr>
-          <w:p>
-            <w:r>
-              <w:t>Expected Result</w:t>
-            </w:r>
-          </w:p>
-        </w:tc>
-        <w:tc>
-          <w:tcPr>
-            <w:tcW w:type="dxa" w:w="1728"/>
-          </w:tcPr>
-          <w:p>
-            <w:r>
-              <w:t>Actual Result</w:t>
-            </w:r>
-          </w:p>
-        </w:tc>
-        <w:tc>
-          <w:tcPr>
-            <w:tcW w:type="dxa" w:w="1728"/>
-          </w:tcPr>
-          <w:p>
-            <w:r>
-              <w:t>Pass / Fail</w:t>
-            </w:r>
-          </w:p>
-        </w:tc>
-      </w:tr>
-      <w:tr>
-        <w:tc>
-          <w:tcPr>
-            <w:tcW w:type="dxa" w:w="1728"/>
-          </w:tcPr>
-          <w:p>
-            <w:r>
-              <w:t>1</w:t>
-            </w:r>
-          </w:p>
-        </w:tc>
-        <w:tc>
-          <w:tcPr>
-            <w:tcW w:type="dxa" w:w="1728"/>
-          </w:tcPr>
-          <w:p>
-            <w:r>
-              <w:t>Execute functional test.</w:t>
-            </w:r>
-          </w:p>
-        </w:tc>
-        <w:tc>
-          <w:tcPr>
-            <w:tcW w:type="dxa" w:w="1728"/>
-          </w:tcPr>
-          <w:p>
-            <w:r>
-              <w:t>Result meets acceptance criteria.</w:t>
-            </w:r>
-          </w:p>
-        </w:tc>
-        <w:tc>
-          <w:tcPr>
-            <w:tcW w:type="dxa" w:w="1728"/>
-          </w:tcPr>
-          <w:p>
-            <w:r/>
-          </w:p>
-        </w:tc>
-        <w:tc>
-          <w:tcPr>
-            <w:tcW w:type="dxa" w:w="1728"/>
-          </w:tcPr>
-          <w:p>
-            <w:r/>
-          </w:p>
-        </w:tc>
-      </w:tr>
-      <w:tr>
-        <w:tc>
-          <w:tcPr>
-            <w:tcW w:type="dxa" w:w="1728"/>
-          </w:tcPr>
-          <w:p>
-            <w:r>
-              <w:t>2</w:t>
-            </w:r>
-          </w:p>
-        </w:tc>
-        <w:tc>
-          <w:tcPr>
-            <w:tcW w:type="dxa" w:w="1728"/>
-          </w:tcPr>
-          <w:p>
-            <w:r>
-              <w:t>Observe system behavior.</w:t>
-            </w:r>
-          </w:p>
-        </w:tc>
-        <w:tc>
-          <w:tcPr>
-            <w:tcW w:type="dxa" w:w="1728"/>
-          </w:tcPr>
-          <w:p>
-            <w:r>
-              <w:t>Result meets acceptance criteria.</w:t>
-            </w:r>
-          </w:p>
-        </w:tc>
-        <w:tc>
-          <w:tcPr>
-            <w:tcW w:type="dxa" w:w="1728"/>
-          </w:tcPr>
-          <w:p>
-            <w:r/>
-          </w:p>
-        </w:tc>
-        <w:tc>
-          <w:tcPr>
-            <w:tcW w:type="dxa" w:w="1728"/>
-          </w:tcPr>
-          <w:p>
-            <w:r/>
-          </w:p>
-        </w:tc>
-      </w:tr>
-      <w:tr>
-        <w:tc>
-          <w:tcPr>
-            <w:tcW w:type="dxa" w:w="1728"/>
-          </w:tcPr>
-          <w:p>
-            <w:r>
-              <w:t>3</w:t>
-            </w:r>
-          </w:p>
-        </w:tc>
-        <w:tc>
-          <w:tcPr>
-            <w:tcW w:type="dxa" w:w="1728"/>
-          </w:tcPr>
-          <w:p>
-            <w:r>
-              <w:t>Document results.</w:t>
-            </w:r>
-          </w:p>
-        </w:tc>
-        <w:tc>
-          <w:tcPr>
-            <w:tcW w:type="dxa" w:w="1728"/>
-          </w:tcPr>
-          <w:p>
-            <w:r>
-              <w:t>Result meets acceptance criteria.</w:t>
-            </w:r>
-          </w:p>
-        </w:tc>
-        <w:tc>
-          <w:tcPr>
-            <w:tcW w:type="dxa" w:w="1728"/>
-          </w:tcPr>
-          <w:p>
-            <w:r/>
-          </w:p>
-        </w:tc>
-        <w:tc>
-          <w:tcPr>
-            <w:tcW w:type="dxa" w:w="1728"/>
-          </w:tcPr>
-          <w:p>
-            <w:r/>
-          </w:p>
-        </w:tc>
-      </w:tr>
-    </w:tbl>
-    <w:p>
-      <w:r>
-        <w:t>Acceptance Criteria:</w:t>
-      </w:r>
-    </w:p>
-    <w:p>
-      <w:r>
-        <w:t>• Requirement successfully demonstrated.</w:t>
-      </w:r>
-    </w:p>
-    <w:p>
-      <w:r>
-        <w:t>Qualification Phase: OQ / PQ</w:t>
-      </w:r>
-    </w:p>
-    <w:p>
-      <w:pPr>
-        <w:pStyle w:val="Heading1"/>
-      </w:pPr>
-      <w:r>
         <w:t>URS-003</w:t>
-      </w:r>
-    </w:p>
-    <w:p>
-      <w:r>
-        <w:t>Requirement:</w:t>
-        <w:br/>
-        <w:t>The washer shall alarm upon cycle failure.</w:t>
-      </w:r>
-    </w:p>
-    <w:p>
-      <w:r>
-        <w:t>Objective:</w:t>
-        <w:br/>
-        <w:t>Verify the alarm activates under the required condition.</w:t>
-      </w:r>
-    </w:p>
-    <w:tbl>
-      <w:tblPr>
-        <w:tblStyle w:val="TableGrid"/>
-        <w:tblW w:type="auto" w:w="0"/>
-        <w:tblLook w:firstColumn="1" w:firstRow="1" w:lastColumn="0" w:lastRow="0" w:noHBand="0" w:noVBand="1" w:val="04A0"/>
-      </w:tblPr>
-      <w:tblGrid>
-        <w:gridCol w:w="1728"/>
-        <w:gridCol w:w="1728"/>
-        <w:gridCol w:w="1728"/>
-        <w:gridCol w:w="1728"/>
-        <w:gridCol w:w="1728"/>
-      </w:tblGrid>
-      <w:tr>
-        <w:tc>
-          <w:tcPr>
-            <w:tcW w:type="dxa" w:w="1728"/>
-          </w:tcPr>
-          <w:p>
-            <w:r>
-              <w:t>Step</w:t>
-            </w:r>
-          </w:p>
-        </w:tc>
-        <w:tc>
-          <w:tcPr>
-            <w:tcW w:type="dxa" w:w="1728"/>
-          </w:tcPr>
-          <w:p>
-            <w:r>
-              <w:t>Action</w:t>
-            </w:r>
-          </w:p>
-        </w:tc>
-        <w:tc>
-          <w:tcPr>
-            <w:tcW w:type="dxa" w:w="1728"/>
-          </w:tcPr>
-          <w:p>
-            <w:r>
-              <w:t>Expected Result</w:t>
-            </w:r>
-          </w:p>
-        </w:tc>
-        <w:tc>
-          <w:tcPr>
-            <w:tcW w:type="dxa" w:w="1728"/>
-          </w:tcPr>
-          <w:p>
-            <w:r>
-              <w:t>Actual Result</w:t>
-            </w:r>
-          </w:p>
-        </w:tc>
-        <w:tc>
-          <w:tcPr>
-            <w:tcW w:type="dxa" w:w="1728"/>
-          </w:tcPr>
-          <w:p>
-            <w:r>
-              <w:t>Pass / Fail</w:t>
-            </w:r>
-          </w:p>
-        </w:tc>
-      </w:tr>
-      <w:tr>
-        <w:tc>
-          <w:tcPr>
-            <w:tcW w:type="dxa" w:w="1728"/>
-          </w:tcPr>
-          <w:p>
-            <w:r>
-              <w:t>1</w:t>
-            </w:r>
-          </w:p>
-        </w:tc>
-        <w:tc>
-          <w:tcPr>
-            <w:tcW w:type="dxa" w:w="1728"/>
-          </w:tcPr>
-          <w:p>
-            <w:r>
-              <w:t>Configure the system for normal operation.</w:t>
-            </w:r>
-          </w:p>
-        </w:tc>
-        <w:tc>
-          <w:tcPr>
-            <w:tcW w:type="dxa" w:w="1728"/>
-          </w:tcPr>
-          <w:p>
-            <w:r>
-              <w:t>Result meets acceptance criteria.</w:t>
-            </w:r>
-          </w:p>
-        </w:tc>
-        <w:tc>
-          <w:tcPr>
-            <w:tcW w:type="dxa" w:w="1728"/>
-          </w:tcPr>
-          <w:p>
-            <w:r/>
-          </w:p>
-        </w:tc>
-        <w:tc>
-          <w:tcPr>
-            <w:tcW w:type="dxa" w:w="1728"/>
-          </w:tcPr>
-          <w:p>
-            <w:r/>
-          </w:p>
-        </w:tc>
-      </w:tr>
-      <w:tr>
-        <w:tc>
-          <w:tcPr>
-            <w:tcW w:type="dxa" w:w="1728"/>
-          </w:tcPr>
-          <w:p>
-            <w:r>
-              <w:t>2</w:t>
-            </w:r>
-          </w:p>
-        </w:tc>
-        <w:tc>
-          <w:tcPr>
-            <w:tcW w:type="dxa" w:w="1728"/>
-          </w:tcPr>
-          <w:p>
-            <w:r>
-              <w:t>Create the specified alarm condition.</w:t>
-            </w:r>
-          </w:p>
-        </w:tc>
-        <w:tc>
-          <w:tcPr>
-            <w:tcW w:type="dxa" w:w="1728"/>
-          </w:tcPr>
-          <w:p>
-            <w:r>
-              <w:t>Result meets acceptance criteria.</w:t>
-            </w:r>
-          </w:p>
-        </w:tc>
-        <w:tc>
-          <w:tcPr>
-            <w:tcW w:type="dxa" w:w="1728"/>
-          </w:tcPr>
-          <w:p>
-            <w:r/>
-          </w:p>
-        </w:tc>
-        <w:tc>
-          <w:tcPr>
-            <w:tcW w:type="dxa" w:w="1728"/>
-          </w:tcPr>
-          <w:p>
-            <w:r/>
-          </w:p>
-        </w:tc>
-      </w:tr>
-      <w:tr>
-        <w:tc>
-          <w:tcPr>
-            <w:tcW w:type="dxa" w:w="1728"/>
-          </w:tcPr>
-          <w:p>
-            <w:r>
-              <w:t>3</w:t>
-            </w:r>
-          </w:p>
-        </w:tc>
-        <w:tc>
-          <w:tcPr>
-            <w:tcW w:type="dxa" w:w="1728"/>
-          </w:tcPr>
-          <w:p>
-            <w:r>
-              <w:t>Verify the alarm activates.</w:t>
-            </w:r>
-          </w:p>
-        </w:tc>
-        <w:tc>
-          <w:tcPr>
-            <w:tcW w:type="dxa" w:w="1728"/>
-          </w:tcPr>
-          <w:p>
-            <w:r>
-              <w:t>Result meets acceptance criteria.</w:t>
-            </w:r>
-          </w:p>
-        </w:tc>
-        <w:tc>
-          <w:tcPr>
-            <w:tcW w:type="dxa" w:w="1728"/>
-          </w:tcPr>
-          <w:p>
-            <w:r/>
-          </w:p>
-        </w:tc>
-        <w:tc>
-          <w:tcPr>
-            <w:tcW w:type="dxa" w:w="1728"/>
-          </w:tcPr>
-          <w:p>
-            <w:r/>
-          </w:p>
-        </w:tc>
-      </w:tr>
-      <w:tr>
-        <w:tc>
-          <w:tcPr>
-            <w:tcW w:type="dxa" w:w="1728"/>
-          </w:tcPr>
-          <w:p>
-            <w:r>
-              <w:t>4</w:t>
-            </w:r>
-          </w:p>
-        </w:tc>
-        <w:tc>
-          <w:tcPr>
-            <w:tcW w:type="dxa" w:w="1728"/>
-          </w:tcPr>
-          <w:p>
-            <w:r>
-              <w:t>Verify acknowledgement and recovery.</w:t>
-            </w:r>
-          </w:p>
-        </w:tc>
-        <w:tc>
-          <w:tcPr>
-            <w:tcW w:type="dxa" w:w="1728"/>
-          </w:tcPr>
-          <w:p>
-            <w:r>
-              <w:t>Result meets acceptance criteria.</w:t>
-            </w:r>
-          </w:p>
-        </w:tc>
-        <w:tc>
-          <w:tcPr>
-            <w:tcW w:type="dxa" w:w="1728"/>
-          </w:tcPr>
-          <w:p>
-            <w:r/>
-          </w:p>
-        </w:tc>
-        <w:tc>
-          <w:tcPr>
-            <w:tcW w:type="dxa" w:w="1728"/>
-          </w:tcPr>
-          <w:p>
-            <w:r/>
-          </w:p>
-        </w:tc>
-      </w:tr>
-    </w:tbl>
-    <w:p>
-      <w:r>
-        <w:t>Acceptance Criteria:</w:t>
-      </w:r>
-    </w:p>
-    <w:p>
-      <w:r>
-        <w:t>• Alarm activates correctly.</w:t>
-      </w:r>
-    </w:p>
-    <w:p>
-      <w:r>
-        <w:t>• Alarm is logged.</w:t>
-      </w:r>
-    </w:p>
-    <w:p>
-      <w:r>
-        <w:t>• System recovers after acknowledgement.</w:t>
-      </w:r>
-    </w:p>
-    <w:p>
-      <w:r>
-        <w:t>Qualification Phase: OQ</w:t>
-      </w:r>
-    </w:p>
-    <w:p>
-      <w:pPr>
-        <w:pStyle w:val="Heading1"/>
-      </w:pPr>
-      <w:r>
-        <w:t>URS-004</w:t>
       </w:r>
     </w:p>
     <w:p>
@@ -1942,7 +1637,7 @@
         <w:pStyle w:val="Heading1"/>
       </w:pPr>
       <w:r>
-        <w:t>URS-005</w:t>
+        <w:t>URS-004</w:t>
       </w:r>
     </w:p>
     <w:p>
@@ -2237,7 +1932,7 @@
         <w:pStyle w:val="Heading1"/>
       </w:pPr>
       <w:r>
-        <w:t>URS-006</w:t>
+        <w:t>URS-005</w:t>
       </w:r>
     </w:p>
     <w:p>
@@ -2484,7 +2179,7 @@
         <w:pStyle w:val="Heading1"/>
       </w:pPr>
       <w:r>
-        <w:t>URS-007</w:t>
+        <w:t>URS-006</w:t>
       </w:r>
     </w:p>
     <w:p>

--- a/OQ_Protocol.docx
+++ b/OQ_Protocol.docx
@@ -845,7 +845,7 @@
       <w:r>
         <w:t>Requirement:</w:t>
         <w:br/>
-        <w:t>The washer shall complete a validated cleaning cycle.</w:t>
+        <w:t>It shall be the contractor’s responsibility to be knowledgeable of the latest applicable United States standards and codes during design and fabrication.  In the event of a conflict between referenced codes, standards, and specifications, the most stringent shall apply and the Contractor shall notify Bachem Americas, Inc. of resolution.</w:t>
       </w:r>
     </w:p>
     <w:p>
@@ -1077,7 +1077,7 @@
     </w:p>
     <w:p>
       <w:r>
-        <w:t>Qualification Phase: OQ / PQ</w:t>
+        <w:t>Qualification Phase: Commissioning / IQ / OQ</w:t>
       </w:r>
     </w:p>
     <w:p>
@@ -1092,312 +1092,7 @@
       <w:r>
         <w:t>Requirement:</w:t>
         <w:br/>
-        <w:t>The washer shall alarm upon cycle failure.</w:t>
-      </w:r>
-    </w:p>
-    <w:p>
-      <w:r>
-        <w:t>Objective:</w:t>
-        <w:br/>
-        <w:t>Verify the alarm activates under the required condition.</w:t>
-      </w:r>
-    </w:p>
-    <w:tbl>
-      <w:tblPr>
-        <w:tblStyle w:val="TableGrid"/>
-        <w:tblW w:type="auto" w:w="0"/>
-        <w:tblLook w:firstColumn="1" w:firstRow="1" w:lastColumn="0" w:lastRow="0" w:noHBand="0" w:noVBand="1" w:val="04A0"/>
-      </w:tblPr>
-      <w:tblGrid>
-        <w:gridCol w:w="1728"/>
-        <w:gridCol w:w="1728"/>
-        <w:gridCol w:w="1728"/>
-        <w:gridCol w:w="1728"/>
-        <w:gridCol w:w="1728"/>
-      </w:tblGrid>
-      <w:tr>
-        <w:tc>
-          <w:tcPr>
-            <w:tcW w:type="dxa" w:w="1728"/>
-          </w:tcPr>
-          <w:p>
-            <w:r>
-              <w:t>Step</w:t>
-            </w:r>
-          </w:p>
-        </w:tc>
-        <w:tc>
-          <w:tcPr>
-            <w:tcW w:type="dxa" w:w="1728"/>
-          </w:tcPr>
-          <w:p>
-            <w:r>
-              <w:t>Action</w:t>
-            </w:r>
-          </w:p>
-        </w:tc>
-        <w:tc>
-          <w:tcPr>
-            <w:tcW w:type="dxa" w:w="1728"/>
-          </w:tcPr>
-          <w:p>
-            <w:r>
-              <w:t>Expected Result</w:t>
-            </w:r>
-          </w:p>
-        </w:tc>
-        <w:tc>
-          <w:tcPr>
-            <w:tcW w:type="dxa" w:w="1728"/>
-          </w:tcPr>
-          <w:p>
-            <w:r>
-              <w:t>Actual Result</w:t>
-            </w:r>
-          </w:p>
-        </w:tc>
-        <w:tc>
-          <w:tcPr>
-            <w:tcW w:type="dxa" w:w="1728"/>
-          </w:tcPr>
-          <w:p>
-            <w:r>
-              <w:t>Pass / Fail</w:t>
-            </w:r>
-          </w:p>
-        </w:tc>
-      </w:tr>
-      <w:tr>
-        <w:tc>
-          <w:tcPr>
-            <w:tcW w:type="dxa" w:w="1728"/>
-          </w:tcPr>
-          <w:p>
-            <w:r>
-              <w:t>1</w:t>
-            </w:r>
-          </w:p>
-        </w:tc>
-        <w:tc>
-          <w:tcPr>
-            <w:tcW w:type="dxa" w:w="1728"/>
-          </w:tcPr>
-          <w:p>
-            <w:r>
-              <w:t>Configure the system for normal operation.</w:t>
-            </w:r>
-          </w:p>
-        </w:tc>
-        <w:tc>
-          <w:tcPr>
-            <w:tcW w:type="dxa" w:w="1728"/>
-          </w:tcPr>
-          <w:p>
-            <w:r>
-              <w:t>Result meets acceptance criteria.</w:t>
-            </w:r>
-          </w:p>
-        </w:tc>
-        <w:tc>
-          <w:tcPr>
-            <w:tcW w:type="dxa" w:w="1728"/>
-          </w:tcPr>
-          <w:p>
-            <w:r/>
-          </w:p>
-        </w:tc>
-        <w:tc>
-          <w:tcPr>
-            <w:tcW w:type="dxa" w:w="1728"/>
-          </w:tcPr>
-          <w:p>
-            <w:r/>
-          </w:p>
-        </w:tc>
-      </w:tr>
-      <w:tr>
-        <w:tc>
-          <w:tcPr>
-            <w:tcW w:type="dxa" w:w="1728"/>
-          </w:tcPr>
-          <w:p>
-            <w:r>
-              <w:t>2</w:t>
-            </w:r>
-          </w:p>
-        </w:tc>
-        <w:tc>
-          <w:tcPr>
-            <w:tcW w:type="dxa" w:w="1728"/>
-          </w:tcPr>
-          <w:p>
-            <w:r>
-              <w:t>Create the specified alarm condition.</w:t>
-            </w:r>
-          </w:p>
-        </w:tc>
-        <w:tc>
-          <w:tcPr>
-            <w:tcW w:type="dxa" w:w="1728"/>
-          </w:tcPr>
-          <w:p>
-            <w:r>
-              <w:t>Result meets acceptance criteria.</w:t>
-            </w:r>
-          </w:p>
-        </w:tc>
-        <w:tc>
-          <w:tcPr>
-            <w:tcW w:type="dxa" w:w="1728"/>
-          </w:tcPr>
-          <w:p>
-            <w:r/>
-          </w:p>
-        </w:tc>
-        <w:tc>
-          <w:tcPr>
-            <w:tcW w:type="dxa" w:w="1728"/>
-          </w:tcPr>
-          <w:p>
-            <w:r/>
-          </w:p>
-        </w:tc>
-      </w:tr>
-      <w:tr>
-        <w:tc>
-          <w:tcPr>
-            <w:tcW w:type="dxa" w:w="1728"/>
-          </w:tcPr>
-          <w:p>
-            <w:r>
-              <w:t>3</w:t>
-            </w:r>
-          </w:p>
-        </w:tc>
-        <w:tc>
-          <w:tcPr>
-            <w:tcW w:type="dxa" w:w="1728"/>
-          </w:tcPr>
-          <w:p>
-            <w:r>
-              <w:t>Verify the alarm activates.</w:t>
-            </w:r>
-          </w:p>
-        </w:tc>
-        <w:tc>
-          <w:tcPr>
-            <w:tcW w:type="dxa" w:w="1728"/>
-          </w:tcPr>
-          <w:p>
-            <w:r>
-              <w:t>Result meets acceptance criteria.</w:t>
-            </w:r>
-          </w:p>
-        </w:tc>
-        <w:tc>
-          <w:tcPr>
-            <w:tcW w:type="dxa" w:w="1728"/>
-          </w:tcPr>
-          <w:p>
-            <w:r/>
-          </w:p>
-        </w:tc>
-        <w:tc>
-          <w:tcPr>
-            <w:tcW w:type="dxa" w:w="1728"/>
-          </w:tcPr>
-          <w:p>
-            <w:r/>
-          </w:p>
-        </w:tc>
-      </w:tr>
-      <w:tr>
-        <w:tc>
-          <w:tcPr>
-            <w:tcW w:type="dxa" w:w="1728"/>
-          </w:tcPr>
-          <w:p>
-            <w:r>
-              <w:t>4</w:t>
-            </w:r>
-          </w:p>
-        </w:tc>
-        <w:tc>
-          <w:tcPr>
-            <w:tcW w:type="dxa" w:w="1728"/>
-          </w:tcPr>
-          <w:p>
-            <w:r>
-              <w:t>Verify acknowledgement and recovery.</w:t>
-            </w:r>
-          </w:p>
-        </w:tc>
-        <w:tc>
-          <w:tcPr>
-            <w:tcW w:type="dxa" w:w="1728"/>
-          </w:tcPr>
-          <w:p>
-            <w:r>
-              <w:t>Result meets acceptance criteria.</w:t>
-            </w:r>
-          </w:p>
-        </w:tc>
-        <w:tc>
-          <w:tcPr>
-            <w:tcW w:type="dxa" w:w="1728"/>
-          </w:tcPr>
-          <w:p>
-            <w:r/>
-          </w:p>
-        </w:tc>
-        <w:tc>
-          <w:tcPr>
-            <w:tcW w:type="dxa" w:w="1728"/>
-          </w:tcPr>
-          <w:p>
-            <w:r/>
-          </w:p>
-        </w:tc>
-      </w:tr>
-    </w:tbl>
-    <w:p>
-      <w:r>
-        <w:t>Acceptance Criteria:</w:t>
-      </w:r>
-    </w:p>
-    <w:p>
-      <w:r>
-        <w:t>• Alarm activates correctly.</w:t>
-      </w:r>
-    </w:p>
-    <w:p>
-      <w:r>
-        <w:t>• Alarm is logged.</w:t>
-      </w:r>
-    </w:p>
-    <w:p>
-      <w:r>
-        <w:t>• System recovers after acknowledgement.</w:t>
-      </w:r>
-    </w:p>
-    <w:p>
-      <w:r>
-        <w:t>Qualification Phase: OQ</w:t>
-      </w:r>
-    </w:p>
-    <w:p>
-      <w:pPr>
-        <w:pStyle w:val="Heading1"/>
-      </w:pPr>
-      <w:r>
-        <w:t>URS-003</w:t>
-      </w:r>
-    </w:p>
-    <w:p>
-      <w:r>
-        <w:t>Requirement:</w:t>
-        <w:br/>
-        <w:t>The washer shall record cycle data.</w:t>
+        <w:t>A turnover package shall be supplied to Bachem Americas, Inc. upon successful construction and factory testing completion of the upgraded components.</w:t>
       </w:r>
     </w:p>
     <w:p>
@@ -1629,7 +1324,7 @@
     </w:p>
     <w:p>
       <w:r>
-        <w:t>Qualification Phase: CSV / OQ</w:t>
+        <w:t>Qualification Phase: Commissioning / IQ / OQ</w:t>
       </w:r>
     </w:p>
     <w:p>
@@ -1637,14 +1332,14 @@
         <w:pStyle w:val="Heading1"/>
       </w:pPr>
       <w:r>
-        <w:t>URS-004</w:t>
+        <w:t>URS-003</w:t>
       </w:r>
     </w:p>
     <w:p>
       <w:r>
         <w:t>Requirement:</w:t>
         <w:br/>
-        <w:t>The system shall maintain pressure during operation.</w:t>
+        <w:t>The following table summarizes minimum differential pressure requirements between rooms. EU GMP 2020 Annex 1 provides the basis for these values and gives a guidance minimum differential pressure of 10 pascals (0.04 inches of water) between different room classifications. Differential pressure gauges shall be greater than or equal to the values shown in the Minimum Differential Pressure (inches of water column). Note: for transition rooms that have a split classification, the entire room is tested against the stricter grade.</w:t>
       </w:r>
     </w:p>
     <w:p>
@@ -1925,500 +1620,6 @@
     <w:p>
       <w:r>
         <w:t>Qualification Phase: OQ</w:t>
-      </w:r>
-    </w:p>
-    <w:p>
-      <w:pPr>
-        <w:pStyle w:val="Heading1"/>
-      </w:pPr>
-      <w:r>
-        <w:t>URS-005</w:t>
-      </w:r>
-    </w:p>
-    <w:p>
-      <w:r>
-        <w:t>Requirement:</w:t>
-        <w:br/>
-        <w:t>The safety interlock shall prevent unsafe operation.</w:t>
-      </w:r>
-    </w:p>
-    <w:p>
-      <w:r>
-        <w:t>Objective:</w:t>
-        <w:br/>
-        <w:t>Verify the requirement is satisfied.</w:t>
-      </w:r>
-    </w:p>
-    <w:tbl>
-      <w:tblPr>
-        <w:tblStyle w:val="TableGrid"/>
-        <w:tblW w:type="auto" w:w="0"/>
-        <w:tblLook w:firstColumn="1" w:firstRow="1" w:lastColumn="0" w:lastRow="0" w:noHBand="0" w:noVBand="1" w:val="04A0"/>
-      </w:tblPr>
-      <w:tblGrid>
-        <w:gridCol w:w="1728"/>
-        <w:gridCol w:w="1728"/>
-        <w:gridCol w:w="1728"/>
-        <w:gridCol w:w="1728"/>
-        <w:gridCol w:w="1728"/>
-      </w:tblGrid>
-      <w:tr>
-        <w:tc>
-          <w:tcPr>
-            <w:tcW w:type="dxa" w:w="1728"/>
-          </w:tcPr>
-          <w:p>
-            <w:r>
-              <w:t>Step</w:t>
-            </w:r>
-          </w:p>
-        </w:tc>
-        <w:tc>
-          <w:tcPr>
-            <w:tcW w:type="dxa" w:w="1728"/>
-          </w:tcPr>
-          <w:p>
-            <w:r>
-              <w:t>Action</w:t>
-            </w:r>
-          </w:p>
-        </w:tc>
-        <w:tc>
-          <w:tcPr>
-            <w:tcW w:type="dxa" w:w="1728"/>
-          </w:tcPr>
-          <w:p>
-            <w:r>
-              <w:t>Expected Result</w:t>
-            </w:r>
-          </w:p>
-        </w:tc>
-        <w:tc>
-          <w:tcPr>
-            <w:tcW w:type="dxa" w:w="1728"/>
-          </w:tcPr>
-          <w:p>
-            <w:r>
-              <w:t>Actual Result</w:t>
-            </w:r>
-          </w:p>
-        </w:tc>
-        <w:tc>
-          <w:tcPr>
-            <w:tcW w:type="dxa" w:w="1728"/>
-          </w:tcPr>
-          <w:p>
-            <w:r>
-              <w:t>Pass / Fail</w:t>
-            </w:r>
-          </w:p>
-        </w:tc>
-      </w:tr>
-      <w:tr>
-        <w:tc>
-          <w:tcPr>
-            <w:tcW w:type="dxa" w:w="1728"/>
-          </w:tcPr>
-          <w:p>
-            <w:r>
-              <w:t>1</w:t>
-            </w:r>
-          </w:p>
-        </w:tc>
-        <w:tc>
-          <w:tcPr>
-            <w:tcW w:type="dxa" w:w="1728"/>
-          </w:tcPr>
-          <w:p>
-            <w:r>
-              <w:t>Execute functional test.</w:t>
-            </w:r>
-          </w:p>
-        </w:tc>
-        <w:tc>
-          <w:tcPr>
-            <w:tcW w:type="dxa" w:w="1728"/>
-          </w:tcPr>
-          <w:p>
-            <w:r>
-              <w:t>Result meets acceptance criteria.</w:t>
-            </w:r>
-          </w:p>
-        </w:tc>
-        <w:tc>
-          <w:tcPr>
-            <w:tcW w:type="dxa" w:w="1728"/>
-          </w:tcPr>
-          <w:p>
-            <w:r/>
-          </w:p>
-        </w:tc>
-        <w:tc>
-          <w:tcPr>
-            <w:tcW w:type="dxa" w:w="1728"/>
-          </w:tcPr>
-          <w:p>
-            <w:r/>
-          </w:p>
-        </w:tc>
-      </w:tr>
-      <w:tr>
-        <w:tc>
-          <w:tcPr>
-            <w:tcW w:type="dxa" w:w="1728"/>
-          </w:tcPr>
-          <w:p>
-            <w:r>
-              <w:t>2</w:t>
-            </w:r>
-          </w:p>
-        </w:tc>
-        <w:tc>
-          <w:tcPr>
-            <w:tcW w:type="dxa" w:w="1728"/>
-          </w:tcPr>
-          <w:p>
-            <w:r>
-              <w:t>Observe system behavior.</w:t>
-            </w:r>
-          </w:p>
-        </w:tc>
-        <w:tc>
-          <w:tcPr>
-            <w:tcW w:type="dxa" w:w="1728"/>
-          </w:tcPr>
-          <w:p>
-            <w:r>
-              <w:t>Result meets acceptance criteria.</w:t>
-            </w:r>
-          </w:p>
-        </w:tc>
-        <w:tc>
-          <w:tcPr>
-            <w:tcW w:type="dxa" w:w="1728"/>
-          </w:tcPr>
-          <w:p>
-            <w:r/>
-          </w:p>
-        </w:tc>
-        <w:tc>
-          <w:tcPr>
-            <w:tcW w:type="dxa" w:w="1728"/>
-          </w:tcPr>
-          <w:p>
-            <w:r/>
-          </w:p>
-        </w:tc>
-      </w:tr>
-      <w:tr>
-        <w:tc>
-          <w:tcPr>
-            <w:tcW w:type="dxa" w:w="1728"/>
-          </w:tcPr>
-          <w:p>
-            <w:r>
-              <w:t>3</w:t>
-            </w:r>
-          </w:p>
-        </w:tc>
-        <w:tc>
-          <w:tcPr>
-            <w:tcW w:type="dxa" w:w="1728"/>
-          </w:tcPr>
-          <w:p>
-            <w:r>
-              <w:t>Document results.</w:t>
-            </w:r>
-          </w:p>
-        </w:tc>
-        <w:tc>
-          <w:tcPr>
-            <w:tcW w:type="dxa" w:w="1728"/>
-          </w:tcPr>
-          <w:p>
-            <w:r>
-              <w:t>Result meets acceptance criteria.</w:t>
-            </w:r>
-          </w:p>
-        </w:tc>
-        <w:tc>
-          <w:tcPr>
-            <w:tcW w:type="dxa" w:w="1728"/>
-          </w:tcPr>
-          <w:p>
-            <w:r/>
-          </w:p>
-        </w:tc>
-        <w:tc>
-          <w:tcPr>
-            <w:tcW w:type="dxa" w:w="1728"/>
-          </w:tcPr>
-          <w:p>
-            <w:r/>
-          </w:p>
-        </w:tc>
-      </w:tr>
-    </w:tbl>
-    <w:p>
-      <w:r>
-        <w:t>Acceptance Criteria:</w:t>
-      </w:r>
-    </w:p>
-    <w:p>
-      <w:r>
-        <w:t>• Requirement successfully demonstrated.</w:t>
-      </w:r>
-    </w:p>
-    <w:p>
-      <w:r>
-        <w:t>Qualification Phase: OQ</w:t>
-      </w:r>
-    </w:p>
-    <w:p>
-      <w:pPr>
-        <w:pStyle w:val="Heading1"/>
-      </w:pPr>
-      <w:r>
-        <w:t>URS-006</w:t>
-      </w:r>
-    </w:p>
-    <w:p>
-      <w:r>
-        <w:t>Requirement:</w:t>
-        <w:br/>
-        <w:t>The operator shall complete training before use.</w:t>
-      </w:r>
-    </w:p>
-    <w:p>
-      <w:r>
-        <w:t>Objective:</w:t>
-        <w:br/>
-        <w:t>Verify the requirement is satisfied.</w:t>
-      </w:r>
-    </w:p>
-    <w:tbl>
-      <w:tblPr>
-        <w:tblStyle w:val="TableGrid"/>
-        <w:tblW w:type="auto" w:w="0"/>
-        <w:tblLook w:firstColumn="1" w:firstRow="1" w:lastColumn="0" w:lastRow="0" w:noHBand="0" w:noVBand="1" w:val="04A0"/>
-      </w:tblPr>
-      <w:tblGrid>
-        <w:gridCol w:w="1728"/>
-        <w:gridCol w:w="1728"/>
-        <w:gridCol w:w="1728"/>
-        <w:gridCol w:w="1728"/>
-        <w:gridCol w:w="1728"/>
-      </w:tblGrid>
-      <w:tr>
-        <w:tc>
-          <w:tcPr>
-            <w:tcW w:type="dxa" w:w="1728"/>
-          </w:tcPr>
-          <w:p>
-            <w:r>
-              <w:t>Step</w:t>
-            </w:r>
-          </w:p>
-        </w:tc>
-        <w:tc>
-          <w:tcPr>
-            <w:tcW w:type="dxa" w:w="1728"/>
-          </w:tcPr>
-          <w:p>
-            <w:r>
-              <w:t>Action</w:t>
-            </w:r>
-          </w:p>
-        </w:tc>
-        <w:tc>
-          <w:tcPr>
-            <w:tcW w:type="dxa" w:w="1728"/>
-          </w:tcPr>
-          <w:p>
-            <w:r>
-              <w:t>Expected Result</w:t>
-            </w:r>
-          </w:p>
-        </w:tc>
-        <w:tc>
-          <w:tcPr>
-            <w:tcW w:type="dxa" w:w="1728"/>
-          </w:tcPr>
-          <w:p>
-            <w:r>
-              <w:t>Actual Result</w:t>
-            </w:r>
-          </w:p>
-        </w:tc>
-        <w:tc>
-          <w:tcPr>
-            <w:tcW w:type="dxa" w:w="1728"/>
-          </w:tcPr>
-          <w:p>
-            <w:r>
-              <w:t>Pass / Fail</w:t>
-            </w:r>
-          </w:p>
-        </w:tc>
-      </w:tr>
-      <w:tr>
-        <w:tc>
-          <w:tcPr>
-            <w:tcW w:type="dxa" w:w="1728"/>
-          </w:tcPr>
-          <w:p>
-            <w:r>
-              <w:t>1</w:t>
-            </w:r>
-          </w:p>
-        </w:tc>
-        <w:tc>
-          <w:tcPr>
-            <w:tcW w:type="dxa" w:w="1728"/>
-          </w:tcPr>
-          <w:p>
-            <w:r>
-              <w:t>Execute functional test.</w:t>
-            </w:r>
-          </w:p>
-        </w:tc>
-        <w:tc>
-          <w:tcPr>
-            <w:tcW w:type="dxa" w:w="1728"/>
-          </w:tcPr>
-          <w:p>
-            <w:r>
-              <w:t>Result meets acceptance criteria.</w:t>
-            </w:r>
-          </w:p>
-        </w:tc>
-        <w:tc>
-          <w:tcPr>
-            <w:tcW w:type="dxa" w:w="1728"/>
-          </w:tcPr>
-          <w:p>
-            <w:r/>
-          </w:p>
-        </w:tc>
-        <w:tc>
-          <w:tcPr>
-            <w:tcW w:type="dxa" w:w="1728"/>
-          </w:tcPr>
-          <w:p>
-            <w:r/>
-          </w:p>
-        </w:tc>
-      </w:tr>
-      <w:tr>
-        <w:tc>
-          <w:tcPr>
-            <w:tcW w:type="dxa" w:w="1728"/>
-          </w:tcPr>
-          <w:p>
-            <w:r>
-              <w:t>2</w:t>
-            </w:r>
-          </w:p>
-        </w:tc>
-        <w:tc>
-          <w:tcPr>
-            <w:tcW w:type="dxa" w:w="1728"/>
-          </w:tcPr>
-          <w:p>
-            <w:r>
-              <w:t>Observe system behavior.</w:t>
-            </w:r>
-          </w:p>
-        </w:tc>
-        <w:tc>
-          <w:tcPr>
-            <w:tcW w:type="dxa" w:w="1728"/>
-          </w:tcPr>
-          <w:p>
-            <w:r>
-              <w:t>Result meets acceptance criteria.</w:t>
-            </w:r>
-          </w:p>
-        </w:tc>
-        <w:tc>
-          <w:tcPr>
-            <w:tcW w:type="dxa" w:w="1728"/>
-          </w:tcPr>
-          <w:p>
-            <w:r/>
-          </w:p>
-        </w:tc>
-        <w:tc>
-          <w:tcPr>
-            <w:tcW w:type="dxa" w:w="1728"/>
-          </w:tcPr>
-          <w:p>
-            <w:r/>
-          </w:p>
-        </w:tc>
-      </w:tr>
-      <w:tr>
-        <w:tc>
-          <w:tcPr>
-            <w:tcW w:type="dxa" w:w="1728"/>
-          </w:tcPr>
-          <w:p>
-            <w:r>
-              <w:t>3</w:t>
-            </w:r>
-          </w:p>
-        </w:tc>
-        <w:tc>
-          <w:tcPr>
-            <w:tcW w:type="dxa" w:w="1728"/>
-          </w:tcPr>
-          <w:p>
-            <w:r>
-              <w:t>Document results.</w:t>
-            </w:r>
-          </w:p>
-        </w:tc>
-        <w:tc>
-          <w:tcPr>
-            <w:tcW w:type="dxa" w:w="1728"/>
-          </w:tcPr>
-          <w:p>
-            <w:r>
-              <w:t>Result meets acceptance criteria.</w:t>
-            </w:r>
-          </w:p>
-        </w:tc>
-        <w:tc>
-          <w:tcPr>
-            <w:tcW w:type="dxa" w:w="1728"/>
-          </w:tcPr>
-          <w:p>
-            <w:r/>
-          </w:p>
-        </w:tc>
-        <w:tc>
-          <w:tcPr>
-            <w:tcW w:type="dxa" w:w="1728"/>
-          </w:tcPr>
-          <w:p>
-            <w:r/>
-          </w:p>
-        </w:tc>
-      </w:tr>
-    </w:tbl>
-    <w:p>
-      <w:r>
-        <w:t>Acceptance Criteria:</w:t>
-      </w:r>
-    </w:p>
-    <w:p>
-      <w:r>
-        <w:t>• Requirement successfully demonstrated.</w:t>
-      </w:r>
-    </w:p>
-    <w:p>
-      <w:r>
-        <w:t>Qualification Phase: SOP / Training</w:t>
       </w:r>
     </w:p>
     <w:p>
